--- a/Курсовая .docx
+++ b/Курсовая .docx
@@ -578,18 +578,169 @@
     </w:p>
     <w:p>
       <w:pPr>
+        <w:spacing w:after="160" w:line="278" w:lineRule="auto"/>
         <w:ind w:firstLine="0"/>
+        <w:jc w:val="center"/>
         <w:rPr>
           <w:lang w:val="en-US"/>
         </w:rPr>
+      </w:pPr>
+      <w:r>
+        <w:rPr>
+          <w:lang w:val="en-US"/>
+        </w:rPr>
+        <w:br w:type="page"/>
+      </w:r>
+      <w:r>
+        <w:rPr>
+          <w:noProof/>
+          <w:lang w:val="en-US"/>
+        </w:rPr>
+        <w:lastRenderedPageBreak/>
+        <w:drawing>
+          <wp:inline distT="0" distB="0" distL="0" distR="0" wp14:anchorId="74A7FC6D" wp14:editId="7AE78397">
+            <wp:extent cx="5936615" cy="7917815"/>
+            <wp:effectExtent l="0" t="0" r="6985" b="6985"/>
+            <wp:docPr id="958637976" name="Рисунок 1"/>
+            <wp:cNvGraphicFramePr>
+              <a:graphicFrameLocks xmlns:a="http://schemas.openxmlformats.org/drawingml/2006/main" noChangeAspect="1"/>
+            </wp:cNvGraphicFramePr>
+            <a:graphic xmlns:a="http://schemas.openxmlformats.org/drawingml/2006/main">
+              <a:graphicData uri="http://schemas.openxmlformats.org/drawingml/2006/picture">
+                <pic:pic xmlns:pic="http://schemas.openxmlformats.org/drawingml/2006/picture">
+                  <pic:nvPicPr>
+                    <pic:cNvPr id="0" name="Picture 1"/>
+                    <pic:cNvPicPr>
+                      <a:picLocks noChangeAspect="1" noChangeArrowheads="1"/>
+                    </pic:cNvPicPr>
+                  </pic:nvPicPr>
+                  <pic:blipFill>
+                    <a:blip r:embed="rId8">
+                      <a:extLst>
+                        <a:ext uri="{28A0092B-C50C-407E-A947-70E740481C1C}">
+                          <a14:useLocalDpi xmlns:a14="http://schemas.microsoft.com/office/drawing/2010/main" val="0"/>
+                        </a:ext>
+                      </a:extLst>
+                    </a:blip>
+                    <a:srcRect/>
+                    <a:stretch>
+                      <a:fillRect/>
+                    </a:stretch>
+                  </pic:blipFill>
+                  <pic:spPr bwMode="auto">
+                    <a:xfrm>
+                      <a:off x="0" y="0"/>
+                      <a:ext cx="5936615" cy="7917815"/>
+                    </a:xfrm>
+                    <a:prstGeom prst="rect">
+                      <a:avLst/>
+                    </a:prstGeom>
+                    <a:noFill/>
+                    <a:ln>
+                      <a:noFill/>
+                    </a:ln>
+                  </pic:spPr>
+                </pic:pic>
+              </a:graphicData>
+            </a:graphic>
+          </wp:inline>
+        </w:drawing>
+      </w:r>
+    </w:p>
+    <w:p>
+      <w:pPr>
+        <w:spacing w:after="160" w:line="278" w:lineRule="auto"/>
+        <w:ind w:firstLine="0"/>
+        <w:jc w:val="left"/>
+        <w:rPr>
+          <w:lang w:val="en-US"/>
+        </w:rPr>
+      </w:pPr>
+      <w:r>
+        <w:rPr>
+          <w:lang w:val="en-US"/>
+        </w:rPr>
+        <w:br w:type="page"/>
+      </w:r>
+    </w:p>
+    <w:p>
+      <w:pPr>
+        <w:spacing w:after="160" w:line="278" w:lineRule="auto"/>
+        <w:ind w:firstLine="0"/>
+        <w:jc w:val="left"/>
+        <w:rPr>
+          <w:lang w:val="en-US"/>
+        </w:rPr>
         <w:sectPr>
-          <w:footerReference w:type="first" r:id="rId8"/>
+          <w:footerReference w:type="first" r:id="rId9"/>
           <w:pgSz w:w="11906" w:h="16838"/>
           <w:pgMar w:top="1134" w:right="850" w:bottom="1134" w:left="1701" w:header="708" w:footer="708" w:gutter="0"/>
           <w:pgNumType w:start="1"/>
           <w:cols w:space="720"/>
         </w:sectPr>
       </w:pPr>
+      <w:r>
+        <w:rPr>
+          <w:lang w:val="en-US"/>
+        </w:rPr>
+        <w:lastRenderedPageBreak/>
+        <w:br w:type="page"/>
+      </w:r>
+      <w:r>
+        <w:rPr>
+          <w:noProof/>
+          <w:lang w:val="en-US"/>
+        </w:rPr>
+        <w:lastRenderedPageBreak/>
+        <w:drawing>
+          <wp:inline distT="0" distB="0" distL="0" distR="0" wp14:anchorId="7370191F" wp14:editId="16E04B33">
+            <wp:extent cx="5936615" cy="7917815"/>
+            <wp:effectExtent l="0" t="0" r="6985" b="6985"/>
+            <wp:docPr id="137065077" name="Рисунок 2"/>
+            <wp:cNvGraphicFramePr>
+              <a:graphicFrameLocks xmlns:a="http://schemas.openxmlformats.org/drawingml/2006/main" noChangeAspect="1"/>
+            </wp:cNvGraphicFramePr>
+            <a:graphic xmlns:a="http://schemas.openxmlformats.org/drawingml/2006/main">
+              <a:graphicData uri="http://schemas.openxmlformats.org/drawingml/2006/picture">
+                <pic:pic xmlns:pic="http://schemas.openxmlformats.org/drawingml/2006/picture">
+                  <pic:nvPicPr>
+                    <pic:cNvPr id="0" name="Picture 2"/>
+                    <pic:cNvPicPr>
+                      <a:picLocks noChangeAspect="1" noChangeArrowheads="1"/>
+                    </pic:cNvPicPr>
+                  </pic:nvPicPr>
+                  <pic:blipFill>
+                    <a:blip r:embed="rId10">
+                      <a:extLst>
+                        <a:ext uri="{28A0092B-C50C-407E-A947-70E740481C1C}">
+                          <a14:useLocalDpi xmlns:a14="http://schemas.microsoft.com/office/drawing/2010/main" val="0"/>
+                        </a:ext>
+                      </a:extLst>
+                    </a:blip>
+                    <a:srcRect/>
+                    <a:stretch>
+                      <a:fillRect/>
+                    </a:stretch>
+                  </pic:blipFill>
+                  <pic:spPr bwMode="auto">
+                    <a:xfrm>
+                      <a:off x="0" y="0"/>
+                      <a:ext cx="5936615" cy="7917815"/>
+                    </a:xfrm>
+                    <a:prstGeom prst="rect">
+                      <a:avLst/>
+                    </a:prstGeom>
+                    <a:noFill/>
+                    <a:ln>
+                      <a:noFill/>
+                    </a:ln>
+                  </pic:spPr>
+                </pic:pic>
+              </a:graphicData>
+            </a:graphic>
+          </wp:inline>
+        </w:drawing>
+      </w:r>
     </w:p>
     <w:sdt>
       <w:sdtPr>
@@ -3305,7 +3456,6 @@
       </w:pPr>
       <w:bookmarkStart w:id="2" w:name="_Toc217546050"/>
       <w:r>
-        <w:lastRenderedPageBreak/>
         <w:t>Постановка задачи</w:t>
       </w:r>
       <w:bookmarkEnd w:id="2"/>
@@ -4836,7 +4986,7 @@
                     </pic:cNvPicPr>
                   </pic:nvPicPr>
                   <pic:blipFill>
-                    <a:blip r:embed="rId9">
+                    <a:blip r:embed="rId11">
                       <a:extLst>
                         <a:ext uri="{28A0092B-C50C-407E-A947-70E740481C1C}">
                           <a14:useLocalDpi xmlns:a14="http://schemas.microsoft.com/office/drawing/2010/main" val="0"/>
@@ -4887,77 +5037,722 @@
     <w:p>
       <w:pPr>
         <w:pStyle w:val="2"/>
+      </w:pPr>
+      <w:bookmarkStart w:id="9" w:name="_Toc217546057"/>
+      <w:r>
+        <w:t xml:space="preserve">4.1 </w:t>
+      </w:r>
+      <w:r>
+        <w:t>Функция</w:t>
+      </w:r>
+      <w:r>
+        <w:t xml:space="preserve"> </w:t>
+      </w:r>
+      <w:r>
         <w:rPr>
           <w:lang w:val="en-US"/>
         </w:rPr>
-      </w:pPr>
-      <w:bookmarkStart w:id="9" w:name="_Toc217546057"/>
+        <w:t>generate</w:t>
+      </w:r>
+      <w:r>
+        <w:t>_</w:t>
+      </w:r>
       <w:r>
         <w:rPr>
           <w:lang w:val="en-US"/>
         </w:rPr>
-        <w:t xml:space="preserve">4.1 </w:t>
-      </w:r>
-      <w:r>
-        <w:t>Функция</w:t>
+        <w:t>maze</w:t>
+      </w:r>
+      <w:r>
+        <w:t>_</w:t>
       </w:r>
       <w:r>
         <w:rPr>
           <w:lang w:val="en-US"/>
         </w:rPr>
+        <w:t>prim</w:t>
+      </w:r>
+      <w:r>
+        <w:t>()</w:t>
+      </w:r>
+      <w:bookmarkEnd w:id="9"/>
+    </w:p>
+    <w:p/>
+    <w:p>
+      <w:pPr>
+        <w:pStyle w:val="af2"/>
+      </w:pPr>
+      <w:r>
+        <w:t>Maze* generate_maze_prim(int rows, int cols) {</w:t>
+      </w:r>
+    </w:p>
+    <w:p>
+      <w:pPr>
+        <w:pStyle w:val="af2"/>
+        <w:rPr>
+          <w:lang w:val="ru-RU"/>
+        </w:rPr>
+      </w:pPr>
+      <w:r>
+        <w:t xml:space="preserve">    if</w:t>
+      </w:r>
+      <w:r>
+        <w:rPr>
+          <w:lang w:val="ru-RU"/>
+        </w:rPr>
+        <w:t xml:space="preserve"> (</w:t>
+      </w:r>
+      <w:r>
+        <w:t>rows</w:t>
+      </w:r>
+      <w:r>
+        <w:rPr>
+          <w:lang w:val="ru-RU"/>
+        </w:rPr>
+        <w:t xml:space="preserve"> &lt; 3 || </w:t>
+      </w:r>
+      <w:r>
+        <w:t>cols</w:t>
+      </w:r>
+      <w:r>
+        <w:rPr>
+          <w:lang w:val="ru-RU"/>
+        </w:rPr>
+        <w:t xml:space="preserve"> &lt; 3) </w:t>
+      </w:r>
+      <w:r>
+        <w:t>return</w:t>
+      </w:r>
+      <w:r>
+        <w:rPr>
+          <w:lang w:val="ru-RU"/>
+        </w:rPr>
         <w:t xml:space="preserve"> </w:t>
       </w:r>
       <w:r>
-        <w:rPr>
-          <w:lang w:val="en-US"/>
-        </w:rPr>
-        <w:t>generate</w:t>
-      </w:r>
-      <w:r>
-        <w:rPr>
-          <w:lang w:val="en-US"/>
+        <w:t>NULL</w:t>
+      </w:r>
+      <w:r>
+        <w:rPr>
+          <w:lang w:val="ru-RU"/>
+        </w:rPr>
+        <w:t>;  // Проверка минимального размера</w:t>
+      </w:r>
+    </w:p>
+    <w:p>
+      <w:pPr>
+        <w:pStyle w:val="af2"/>
+        <w:rPr>
+          <w:lang w:val="ru-RU"/>
+        </w:rPr>
+      </w:pPr>
+    </w:p>
+    <w:p>
+      <w:pPr>
+        <w:pStyle w:val="af2"/>
+      </w:pPr>
+      <w:r>
+        <w:rPr>
+          <w:lang w:val="ru-RU"/>
+        </w:rPr>
+        <w:t xml:space="preserve">    </w:t>
+      </w:r>
+      <w:r>
+        <w:t>Maze* maze = create_maze(rows, cols);  // Создаем пустой лабиринт</w:t>
+      </w:r>
+    </w:p>
+    <w:p>
+      <w:pPr>
+        <w:pStyle w:val="af2"/>
+      </w:pPr>
+      <w:r>
+        <w:t xml:space="preserve">    if (!maze) return NULL;</w:t>
+      </w:r>
+    </w:p>
+    <w:p>
+      <w:pPr>
+        <w:pStyle w:val="af2"/>
+      </w:pPr>
+    </w:p>
+    <w:p>
+      <w:pPr>
+        <w:pStyle w:val="af2"/>
+      </w:pPr>
+      <w:r>
+        <w:t xml:space="preserve">    srand((unsigned int)time(NULL));  // Инициализация генератора случайных чисел</w:t>
+      </w:r>
+    </w:p>
+    <w:p>
+      <w:pPr>
+        <w:pStyle w:val="af2"/>
+      </w:pPr>
+    </w:p>
+    <w:p>
+      <w:pPr>
+        <w:pStyle w:val="af2"/>
+        <w:rPr>
+          <w:lang w:val="ru-RU"/>
+        </w:rPr>
+      </w:pPr>
+      <w:r>
+        <w:t xml:space="preserve">    </w:t>
+      </w:r>
+      <w:r>
+        <w:rPr>
+          <w:lang w:val="ru-RU"/>
+        </w:rPr>
+        <w:t>// ВАЖНО: делаем старт в левом верхнем углу (0,0)</w:t>
+      </w:r>
+    </w:p>
+    <w:p>
+      <w:pPr>
+        <w:pStyle w:val="af2"/>
+      </w:pPr>
+      <w:r>
+        <w:rPr>
+          <w:lang w:val="ru-RU"/>
+        </w:rPr>
+        <w:t xml:space="preserve">    </w:t>
+      </w:r>
+      <w:r>
+        <w:t>int start_r = 0;</w:t>
+      </w:r>
+    </w:p>
+    <w:p>
+      <w:pPr>
+        <w:pStyle w:val="af2"/>
+      </w:pPr>
+      <w:r>
+        <w:t xml:space="preserve">    int start_c = 0;</w:t>
+      </w:r>
+    </w:p>
+    <w:p>
+      <w:pPr>
+        <w:pStyle w:val="af2"/>
+      </w:pPr>
+    </w:p>
+    <w:p>
+      <w:pPr>
+        <w:pStyle w:val="af2"/>
+        <w:rPr>
+          <w:lang w:val="ru-RU"/>
+        </w:rPr>
+      </w:pPr>
+      <w:r>
+        <w:t xml:space="preserve">    </w:t>
+      </w:r>
+      <w:r>
+        <w:rPr>
+          <w:lang w:val="ru-RU"/>
+        </w:rPr>
+        <w:t>// ВАЖНО: делаем выход в противоположном углу (нижний правый)</w:t>
+      </w:r>
+    </w:p>
+    <w:p>
+      <w:pPr>
+        <w:pStyle w:val="af2"/>
+      </w:pPr>
+      <w:r>
+        <w:rPr>
+          <w:lang w:val="ru-RU"/>
+        </w:rPr>
+        <w:t xml:space="preserve">    </w:t>
+      </w:r>
+      <w:r>
+        <w:t>int exit_r = rows - 1;</w:t>
+      </w:r>
+    </w:p>
+    <w:p>
+      <w:pPr>
+        <w:pStyle w:val="af2"/>
+      </w:pPr>
+      <w:r>
+        <w:t xml:space="preserve">    int exit_c = cols - 1;</w:t>
+      </w:r>
+    </w:p>
+    <w:p>
+      <w:pPr>
+        <w:pStyle w:val="af2"/>
+      </w:pPr>
+    </w:p>
+    <w:p>
+      <w:pPr>
+        <w:pStyle w:val="af2"/>
+        <w:rPr>
+          <w:lang w:val="ru-RU"/>
+        </w:rPr>
+      </w:pPr>
+      <w:r>
+        <w:t xml:space="preserve">    </w:t>
+      </w:r>
+      <w:r>
+        <w:rPr>
+          <w:lang w:val="ru-RU"/>
+        </w:rPr>
+        <w:t>// Помечаем начальную клетку как проход</w:t>
+      </w:r>
+    </w:p>
+    <w:p>
+      <w:pPr>
+        <w:pStyle w:val="af2"/>
+        <w:rPr>
+          <w:lang w:val="ru-RU"/>
+        </w:rPr>
+      </w:pPr>
+      <w:r>
+        <w:rPr>
+          <w:lang w:val="ru-RU"/>
+        </w:rPr>
+        <w:t xml:space="preserve">    </w:t>
+      </w:r>
+      <w:r>
+        <w:t>maze</w:t>
+      </w:r>
+      <w:r>
+        <w:rPr>
+          <w:lang w:val="ru-RU"/>
+        </w:rPr>
+        <w:t>-&gt;</w:t>
+      </w:r>
+      <w:r>
+        <w:t>cells</w:t>
+      </w:r>
+      <w:r>
+        <w:rPr>
+          <w:lang w:val="ru-RU"/>
+        </w:rPr>
+        <w:t>[</w:t>
+      </w:r>
+      <w:r>
+        <w:t>start</w:t>
+      </w:r>
+      <w:r>
+        <w:rPr>
+          <w:lang w:val="ru-RU"/>
         </w:rPr>
         <w:t>_</w:t>
       </w:r>
       <w:r>
-        <w:rPr>
-          <w:lang w:val="en-US"/>
-        </w:rPr>
-        <w:t>maze</w:t>
-      </w:r>
-      <w:r>
-        <w:rPr>
-          <w:lang w:val="en-US"/>
+        <w:t>r</w:t>
+      </w:r>
+      <w:r>
+        <w:rPr>
+          <w:lang w:val="ru-RU"/>
+        </w:rPr>
+        <w:t>][</w:t>
+      </w:r>
+      <w:r>
+        <w:t>start</w:t>
+      </w:r>
+      <w:r>
+        <w:rPr>
+          <w:lang w:val="ru-RU"/>
         </w:rPr>
         <w:t>_</w:t>
       </w:r>
       <w:r>
-        <w:rPr>
-          <w:lang w:val="en-US"/>
-        </w:rPr>
-        <w:t>prim</w:t>
-      </w:r>
-      <w:r>
-        <w:rPr>
-          <w:lang w:val="en-US"/>
-        </w:rPr>
-        <w:t>()</w:t>
-      </w:r>
-      <w:bookmarkEnd w:id="9"/>
-    </w:p>
-    <w:p>
-      <w:pPr>
-        <w:rPr>
-          <w:lang w:val="en-US"/>
-        </w:rPr>
-      </w:pPr>
-    </w:p>
-    <w:p>
-      <w:pPr>
-        <w:pStyle w:val="af2"/>
-      </w:pPr>
-      <w:r>
-        <w:t>Maze* generate_maze_prim(int rows, int cols) {</w:t>
+        <w:t>c</w:t>
+      </w:r>
+      <w:r>
+        <w:rPr>
+          <w:lang w:val="ru-RU"/>
+        </w:rPr>
+        <w:t>] = 0;</w:t>
+      </w:r>
+    </w:p>
+    <w:p>
+      <w:pPr>
+        <w:pStyle w:val="af2"/>
+        <w:rPr>
+          <w:lang w:val="ru-RU"/>
+        </w:rPr>
+      </w:pPr>
+    </w:p>
+    <w:p>
+      <w:pPr>
+        <w:pStyle w:val="af2"/>
+        <w:rPr>
+          <w:lang w:val="ru-RU"/>
+        </w:rPr>
+      </w:pPr>
+      <w:r>
+        <w:rPr>
+          <w:lang w:val="ru-RU"/>
+        </w:rPr>
+        <w:t xml:space="preserve">    </w:t>
+      </w:r>
+      <w:r>
+        <w:rPr>
+          <w:lang w:val="ru-RU"/>
+        </w:rPr>
+        <w:t>// Структура для хранения информации о стенах в алгоритме Прима</w:t>
+      </w:r>
+    </w:p>
+    <w:p>
+      <w:pPr>
+        <w:pStyle w:val="af2"/>
+        <w:rPr>
+          <w:lang w:val="ru-RU"/>
+        </w:rPr>
+      </w:pPr>
+      <w:r>
+        <w:rPr>
+          <w:lang w:val="ru-RU"/>
+        </w:rPr>
+        <w:t xml:space="preserve">    // Алгоритм Прима работает со списком "фронтальных" стен</w:t>
+      </w:r>
+    </w:p>
+    <w:p>
+      <w:pPr>
+        <w:pStyle w:val="af2"/>
+      </w:pPr>
+      <w:r>
+        <w:rPr>
+          <w:lang w:val="ru-RU"/>
+        </w:rPr>
+        <w:t xml:space="preserve">    </w:t>
+      </w:r>
+      <w:r>
+        <w:t>typedef struct {</w:t>
+      </w:r>
+    </w:p>
+    <w:p>
+      <w:pPr>
+        <w:pStyle w:val="af2"/>
+      </w:pPr>
+      <w:r>
+        <w:t xml:space="preserve">        int</w:t>
+      </w:r>
+      <w:r>
+        <w:t xml:space="preserve"> </w:t>
+      </w:r>
+      <w:r>
+        <w:t>r</w:t>
+      </w:r>
+      <w:r>
+        <w:t xml:space="preserve">;        // </w:t>
+      </w:r>
+      <w:r>
+        <w:rPr>
+          <w:lang w:val="ru-RU"/>
+        </w:rPr>
+        <w:t>Строка</w:t>
+      </w:r>
+      <w:r>
+        <w:t xml:space="preserve"> </w:t>
+      </w:r>
+      <w:r>
+        <w:rPr>
+          <w:lang w:val="ru-RU"/>
+        </w:rPr>
+        <w:t>стены</w:t>
+      </w:r>
+    </w:p>
+    <w:p>
+      <w:pPr>
+        <w:pStyle w:val="af2"/>
+        <w:rPr>
+          <w:lang w:val="ru-RU"/>
+        </w:rPr>
+      </w:pPr>
+      <w:r>
+        <w:t xml:space="preserve">        </w:t>
+      </w:r>
+      <w:r>
+        <w:t>int</w:t>
+      </w:r>
+      <w:r>
+        <w:rPr>
+          <w:lang w:val="ru-RU"/>
+        </w:rPr>
+        <w:t xml:space="preserve"> </w:t>
+      </w:r>
+      <w:r>
+        <w:t>c</w:t>
+      </w:r>
+      <w:r>
+        <w:rPr>
+          <w:lang w:val="ru-RU"/>
+        </w:rPr>
+        <w:t>;        // Столбец стены</w:t>
+      </w:r>
+    </w:p>
+    <w:p>
+      <w:pPr>
+        <w:pStyle w:val="af2"/>
+        <w:rPr>
+          <w:lang w:val="ru-RU"/>
+        </w:rPr>
+      </w:pPr>
+      <w:r>
+        <w:rPr>
+          <w:lang w:val="ru-RU"/>
+        </w:rPr>
+        <w:t xml:space="preserve">        </w:t>
+      </w:r>
+      <w:r>
+        <w:t>int</w:t>
+      </w:r>
+      <w:r>
+        <w:rPr>
+          <w:lang w:val="ru-RU"/>
+        </w:rPr>
+        <w:t xml:space="preserve"> </w:t>
+      </w:r>
+      <w:r>
+        <w:t>from</w:t>
+      </w:r>
+      <w:r>
+        <w:rPr>
+          <w:lang w:val="ru-RU"/>
+        </w:rPr>
+        <w:t>_</w:t>
+      </w:r>
+      <w:r>
+        <w:t>r</w:t>
+      </w:r>
+      <w:r>
+        <w:rPr>
+          <w:lang w:val="ru-RU"/>
+        </w:rPr>
+        <w:t>;   // Строка клетки, от которой идет стена</w:t>
+      </w:r>
+    </w:p>
+    <w:p>
+      <w:pPr>
+        <w:pStyle w:val="af2"/>
+        <w:rPr>
+          <w:lang w:val="ru-RU"/>
+        </w:rPr>
+      </w:pPr>
+      <w:r>
+        <w:rPr>
+          <w:lang w:val="ru-RU"/>
+        </w:rPr>
+        <w:t xml:space="preserve">        </w:t>
+      </w:r>
+      <w:r>
+        <w:t>int</w:t>
+      </w:r>
+      <w:r>
+        <w:rPr>
+          <w:lang w:val="ru-RU"/>
+        </w:rPr>
+        <w:t xml:space="preserve"> </w:t>
+      </w:r>
+      <w:r>
+        <w:t>from</w:t>
+      </w:r>
+      <w:r>
+        <w:rPr>
+          <w:lang w:val="ru-RU"/>
+        </w:rPr>
+        <w:t>_</w:t>
+      </w:r>
+      <w:r>
+        <w:t>c</w:t>
+      </w:r>
+      <w:r>
+        <w:rPr>
+          <w:lang w:val="ru-RU"/>
+        </w:rPr>
+        <w:t>;   // Столбец клетки, от которой идет стена</w:t>
+      </w:r>
+    </w:p>
+    <w:p>
+      <w:pPr>
+        <w:pStyle w:val="af2"/>
+        <w:rPr>
+          <w:lang w:val="ru-RU"/>
+        </w:rPr>
+      </w:pPr>
+      <w:r>
+        <w:rPr>
+          <w:lang w:val="ru-RU"/>
+        </w:rPr>
+        <w:t xml:space="preserve">    </w:t>
+      </w:r>
+      <w:r>
+        <w:rPr>
+          <w:lang w:val="ru-RU"/>
+        </w:rPr>
+        <w:t xml:space="preserve">} </w:t>
+      </w:r>
+      <w:r>
+        <w:t>Wall</w:t>
+      </w:r>
+      <w:r>
+        <w:rPr>
+          <w:lang w:val="ru-RU"/>
+        </w:rPr>
+        <w:t>;</w:t>
+      </w:r>
+    </w:p>
+    <w:p>
+      <w:pPr>
+        <w:pStyle w:val="af2"/>
+        <w:rPr>
+          <w:lang w:val="ru-RU"/>
+        </w:rPr>
+      </w:pPr>
+    </w:p>
+    <w:p>
+      <w:pPr>
+        <w:pStyle w:val="af2"/>
+        <w:rPr>
+          <w:lang w:val="ru-RU"/>
+        </w:rPr>
+      </w:pPr>
+      <w:r>
+        <w:rPr>
+          <w:lang w:val="ru-RU"/>
+        </w:rPr>
+        <w:t xml:space="preserve">    </w:t>
+      </w:r>
+      <w:r>
+        <w:t>Wall</w:t>
+      </w:r>
+      <w:r>
+        <w:rPr>
+          <w:lang w:val="ru-RU"/>
+        </w:rPr>
+        <w:t xml:space="preserve">* </w:t>
+      </w:r>
+      <w:r>
+        <w:t>walls</w:t>
+      </w:r>
+      <w:r>
+        <w:rPr>
+          <w:lang w:val="ru-RU"/>
+        </w:rPr>
+        <w:t xml:space="preserve"> = </w:t>
+      </w:r>
+      <w:r>
+        <w:t>NULL</w:t>
+      </w:r>
+      <w:r>
+        <w:rPr>
+          <w:lang w:val="ru-RU"/>
+        </w:rPr>
+        <w:t>;      // Динамический массив стен</w:t>
+      </w:r>
+    </w:p>
+    <w:p>
+      <w:pPr>
+        <w:pStyle w:val="af2"/>
+        <w:rPr>
+          <w:lang w:val="ru-RU"/>
+        </w:rPr>
+      </w:pPr>
+      <w:r>
+        <w:rPr>
+          <w:lang w:val="ru-RU"/>
+        </w:rPr>
+        <w:t xml:space="preserve">    </w:t>
+      </w:r>
+      <w:r>
+        <w:t>int</w:t>
+      </w:r>
+      <w:r>
+        <w:rPr>
+          <w:lang w:val="ru-RU"/>
+        </w:rPr>
+        <w:t xml:space="preserve"> </w:t>
+      </w:r>
+      <w:r>
+        <w:t>wall</w:t>
+      </w:r>
+      <w:r>
+        <w:rPr>
+          <w:lang w:val="ru-RU"/>
+        </w:rPr>
+        <w:t>_</w:t>
+      </w:r>
+      <w:r>
+        <w:t>count</w:t>
+      </w:r>
+      <w:r>
+        <w:rPr>
+          <w:lang w:val="ru-RU"/>
+        </w:rPr>
+        <w:t xml:space="preserve"> = 0;      // Текущее количество стен в массиве</w:t>
+      </w:r>
+    </w:p>
+    <w:p>
+      <w:pPr>
+        <w:pStyle w:val="af2"/>
+        <w:rPr>
+          <w:lang w:val="ru-RU"/>
+        </w:rPr>
+      </w:pPr>
+      <w:r>
+        <w:rPr>
+          <w:lang w:val="ru-RU"/>
+        </w:rPr>
+        <w:t xml:space="preserve">    </w:t>
+      </w:r>
+      <w:r>
+        <w:t>int</w:t>
+      </w:r>
+      <w:r>
+        <w:rPr>
+          <w:lang w:val="ru-RU"/>
+        </w:rPr>
+        <w:t xml:space="preserve"> </w:t>
+      </w:r>
+      <w:r>
+        <w:t>wall</w:t>
+      </w:r>
+      <w:r>
+        <w:rPr>
+          <w:lang w:val="ru-RU"/>
+        </w:rPr>
+        <w:t>_</w:t>
+      </w:r>
+      <w:r>
+        <w:t>capacity</w:t>
+      </w:r>
+      <w:r>
+        <w:rPr>
+          <w:lang w:val="ru-RU"/>
+        </w:rPr>
+        <w:t xml:space="preserve"> = 4;   // Начальная емкость массива стен</w:t>
+      </w:r>
+    </w:p>
+    <w:p>
+      <w:pPr>
+        <w:pStyle w:val="af2"/>
+        <w:rPr>
+          <w:lang w:val="ru-RU"/>
+        </w:rPr>
+      </w:pPr>
+    </w:p>
+    <w:p>
+      <w:pPr>
+        <w:pStyle w:val="af2"/>
+        <w:rPr>
+          <w:lang w:val="ru-RU"/>
+        </w:rPr>
+      </w:pPr>
+      <w:r>
+        <w:rPr>
+          <w:lang w:val="ru-RU"/>
+        </w:rPr>
+        <w:t xml:space="preserve">    // Выделяем начальную память для массива стен</w:t>
+      </w:r>
+    </w:p>
+    <w:p>
+      <w:pPr>
+        <w:pStyle w:val="af2"/>
+      </w:pPr>
+      <w:r>
+        <w:rPr>
+          <w:lang w:val="ru-RU"/>
+        </w:rPr>
+        <w:t xml:space="preserve">    </w:t>
+      </w:r>
+      <w:r>
+        <w:t>walls = (Wall*)malloc(wall_capacity * sizeof(Wall));</w:t>
       </w:r>
     </w:p>
     <w:p>
@@ -4974,28 +5769,94 @@
         <w:rPr>
           <w:lang w:val="ru-RU"/>
         </w:rPr>
-        <w:t xml:space="preserve"> (</w:t>
-      </w:r>
-      <w:r>
-        <w:t>rows</w:t>
-      </w:r>
-      <w:r>
-        <w:rPr>
-          <w:lang w:val="ru-RU"/>
-        </w:rPr>
-        <w:t xml:space="preserve"> &lt; 3 || </w:t>
-      </w:r>
-      <w:r>
-        <w:t>cols</w:t>
-      </w:r>
-      <w:r>
-        <w:rPr>
-          <w:lang w:val="ru-RU"/>
-        </w:rPr>
-        <w:t xml:space="preserve"> &lt; 3) </w:t>
-      </w:r>
-      <w:r>
-        <w:t>return</w:t>
+        <w:t xml:space="preserve"> (!</w:t>
+      </w:r>
+      <w:r>
+        <w:t>walls</w:t>
+      </w:r>
+      <w:r>
+        <w:rPr>
+          <w:lang w:val="ru-RU"/>
+        </w:rPr>
+        <w:t>) {  // Если не удалось выделить память</w:t>
+      </w:r>
+    </w:p>
+    <w:p>
+      <w:pPr>
+        <w:pStyle w:val="af2"/>
+      </w:pPr>
+      <w:r>
+        <w:rPr>
+          <w:lang w:val="ru-RU"/>
+        </w:rPr>
+        <w:t xml:space="preserve">        </w:t>
+      </w:r>
+      <w:r>
+        <w:t>free_maze(maze);</w:t>
+      </w:r>
+    </w:p>
+    <w:p>
+      <w:pPr>
+        <w:pStyle w:val="af2"/>
+      </w:pPr>
+      <w:r>
+        <w:t xml:space="preserve">        return NULL;</w:t>
+      </w:r>
+    </w:p>
+    <w:p>
+      <w:pPr>
+        <w:pStyle w:val="af2"/>
+        <w:rPr>
+          <w:lang w:val="ru-RU"/>
+        </w:rPr>
+      </w:pPr>
+      <w:r>
+        <w:t xml:space="preserve">    </w:t>
+      </w:r>
+      <w:r>
+        <w:rPr>
+          <w:lang w:val="ru-RU"/>
+        </w:rPr>
+        <w:t>}</w:t>
+      </w:r>
+    </w:p>
+    <w:p>
+      <w:pPr>
+        <w:pStyle w:val="af2"/>
+        <w:rPr>
+          <w:lang w:val="ru-RU"/>
+        </w:rPr>
+      </w:pPr>
+    </w:p>
+    <w:p>
+      <w:pPr>
+        <w:pStyle w:val="af2"/>
+        <w:rPr>
+          <w:lang w:val="ru-RU"/>
+        </w:rPr>
+      </w:pPr>
+      <w:r>
+        <w:rPr>
+          <w:lang w:val="ru-RU"/>
+        </w:rPr>
+        <w:t xml:space="preserve">    // Массивы смещений для проверки соседних клеток (вверх, вниз, влево, вправо)</w:t>
+      </w:r>
+    </w:p>
+    <w:p>
+      <w:pPr>
+        <w:pStyle w:val="af2"/>
+        <w:rPr>
+          <w:lang w:val="ru-RU"/>
+        </w:rPr>
+      </w:pPr>
+      <w:r>
+        <w:rPr>
+          <w:lang w:val="ru-RU"/>
+        </w:rPr>
+        <w:t xml:space="preserve">    </w:t>
+      </w:r>
+      <w:r>
+        <w:t>int</w:t>
       </w:r>
       <w:r>
         <w:rPr>
@@ -5004,26 +5865,21 @@
         <w:t xml:space="preserve"> </w:t>
       </w:r>
       <w:r>
-        <w:t>NULL</w:t>
-      </w:r>
-      <w:r>
-        <w:rPr>
-          <w:lang w:val="ru-RU"/>
-        </w:rPr>
-        <w:t>;  // Проверка минимального размера</w:t>
-      </w:r>
-    </w:p>
-    <w:p>
-      <w:pPr>
-        <w:pStyle w:val="af2"/>
-        <w:rPr>
-          <w:lang w:val="ru-RU"/>
-        </w:rPr>
-      </w:pPr>
-    </w:p>
-    <w:p>
-      <w:pPr>
-        <w:pStyle w:val="af2"/>
+        <w:t>dr</w:t>
+      </w:r>
+      <w:r>
+        <w:rPr>
+          <w:lang w:val="ru-RU"/>
+        </w:rPr>
+        <w:t>[] = { -1, 1, 0, 0 };</w:t>
+      </w:r>
+    </w:p>
+    <w:p>
+      <w:pPr>
+        <w:pStyle w:val="af2"/>
+        <w:rPr>
+          <w:lang w:val="ru-RU"/>
+        </w:rPr>
       </w:pPr>
       <w:r>
         <w:rPr>
@@ -5032,55 +5888,549 @@
         <w:t xml:space="preserve">    </w:t>
       </w:r>
       <w:r>
-        <w:t>Maze* maze = create_maze(rows, cols);  // Создаем пустой лабиринт</w:t>
-      </w:r>
-    </w:p>
-    <w:p>
-      <w:pPr>
-        <w:pStyle w:val="af2"/>
-      </w:pPr>
-      <w:r>
-        <w:t xml:space="preserve">    if (!maze) return NULL;</w:t>
-      </w:r>
-    </w:p>
-    <w:p>
-      <w:pPr>
-        <w:pStyle w:val="af2"/>
-      </w:pPr>
-    </w:p>
-    <w:p>
-      <w:pPr>
-        <w:pStyle w:val="af2"/>
-      </w:pPr>
-      <w:r>
-        <w:t xml:space="preserve">    srand((unsigned int)time(NULL));  // Инициализация генератора случайных чисел</w:t>
-      </w:r>
-    </w:p>
-    <w:p>
-      <w:pPr>
-        <w:pStyle w:val="af2"/>
-      </w:pPr>
-    </w:p>
-    <w:p>
-      <w:pPr>
-        <w:pStyle w:val="af2"/>
-        <w:rPr>
-          <w:lang w:val="ru-RU"/>
-        </w:rPr>
-      </w:pPr>
-      <w:r>
+        <w:t>int</w:t>
+      </w:r>
+      <w:r>
+        <w:rPr>
+          <w:lang w:val="ru-RU"/>
+        </w:rPr>
+        <w:t xml:space="preserve"> </w:t>
+      </w:r>
+      <w:r>
+        <w:t>dc</w:t>
+      </w:r>
+      <w:r>
+        <w:rPr>
+          <w:lang w:val="ru-RU"/>
+        </w:rPr>
+        <w:t>[] = { 0, 0, -1, 1 };</w:t>
+      </w:r>
+    </w:p>
+    <w:p>
+      <w:pPr>
+        <w:pStyle w:val="af2"/>
+        <w:rPr>
+          <w:lang w:val="ru-RU"/>
+        </w:rPr>
+      </w:pPr>
+    </w:p>
+    <w:p>
+      <w:pPr>
+        <w:pStyle w:val="af2"/>
+        <w:rPr>
+          <w:lang w:val="ru-RU"/>
+        </w:rPr>
+      </w:pPr>
+      <w:r>
+        <w:rPr>
+          <w:lang w:val="ru-RU"/>
+        </w:rPr>
+        <w:t xml:space="preserve">    // Добавляем стены вокруг начальной клетки в список фронтальных стен</w:t>
+      </w:r>
+    </w:p>
+    <w:p>
+      <w:pPr>
+        <w:pStyle w:val="af2"/>
+      </w:pPr>
+      <w:r>
+        <w:rPr>
+          <w:lang w:val="ru-RU"/>
+        </w:rPr>
         <w:t xml:space="preserve">    </w:t>
       </w:r>
       <w:r>
-        <w:rPr>
-          <w:lang w:val="ru-RU"/>
-        </w:rPr>
-        <w:t>// ВАЖНО: делаем старт в левом верхнем углу (0,0)</w:t>
-      </w:r>
-    </w:p>
-    <w:p>
-      <w:pPr>
-        <w:pStyle w:val="af2"/>
+        <w:t>for (int i = 0; i &lt; 4; i++) {</w:t>
+      </w:r>
+    </w:p>
+    <w:p>
+      <w:pPr>
+        <w:pStyle w:val="af2"/>
+      </w:pPr>
+      <w:r>
+        <w:t xml:space="preserve">        int</w:t>
+      </w:r>
+      <w:r>
+        <w:t xml:space="preserve"> </w:t>
+      </w:r>
+      <w:r>
+        <w:t>nr</w:t>
+      </w:r>
+      <w:r>
+        <w:t xml:space="preserve"> = </w:t>
+      </w:r>
+      <w:r>
+        <w:t>start</w:t>
+      </w:r>
+      <w:r>
+        <w:t>_</w:t>
+      </w:r>
+      <w:r>
+        <w:t>r</w:t>
+      </w:r>
+      <w:r>
+        <w:t xml:space="preserve"> + </w:t>
+      </w:r>
+      <w:r>
+        <w:t>dr</w:t>
+      </w:r>
+      <w:r>
+        <w:t>[</w:t>
+      </w:r>
+      <w:r>
+        <w:t>i</w:t>
+      </w:r>
+      <w:r>
+        <w:t xml:space="preserve">];  // </w:t>
+      </w:r>
+      <w:r>
+        <w:rPr>
+          <w:lang w:val="ru-RU"/>
+        </w:rPr>
+        <w:t>Координата</w:t>
+      </w:r>
+      <w:r>
+        <w:t xml:space="preserve"> </w:t>
+      </w:r>
+      <w:r>
+        <w:rPr>
+          <w:lang w:val="ru-RU"/>
+        </w:rPr>
+        <w:t>соседней</w:t>
+      </w:r>
+      <w:r>
+        <w:t xml:space="preserve"> </w:t>
+      </w:r>
+      <w:r>
+        <w:rPr>
+          <w:lang w:val="ru-RU"/>
+        </w:rPr>
+        <w:t>клетки</w:t>
+      </w:r>
+      <w:r>
+        <w:t xml:space="preserve"> </w:t>
+      </w:r>
+      <w:r>
+        <w:rPr>
+          <w:lang w:val="ru-RU"/>
+        </w:rPr>
+        <w:t>по</w:t>
+      </w:r>
+      <w:r>
+        <w:t xml:space="preserve"> </w:t>
+      </w:r>
+      <w:r>
+        <w:rPr>
+          <w:lang w:val="ru-RU"/>
+        </w:rPr>
+        <w:t>строке</w:t>
+      </w:r>
+    </w:p>
+    <w:p>
+      <w:pPr>
+        <w:pStyle w:val="af2"/>
+        <w:rPr>
+          <w:lang w:val="ru-RU"/>
+        </w:rPr>
+      </w:pPr>
+      <w:r>
+        <w:t xml:space="preserve">        </w:t>
+      </w:r>
+      <w:r>
+        <w:t>int</w:t>
+      </w:r>
+      <w:r>
+        <w:rPr>
+          <w:lang w:val="ru-RU"/>
+        </w:rPr>
+        <w:t xml:space="preserve"> </w:t>
+      </w:r>
+      <w:r>
+        <w:t>nc</w:t>
+      </w:r>
+      <w:r>
+        <w:rPr>
+          <w:lang w:val="ru-RU"/>
+        </w:rPr>
+        <w:t xml:space="preserve"> = </w:t>
+      </w:r>
+      <w:r>
+        <w:t>start</w:t>
+      </w:r>
+      <w:r>
+        <w:rPr>
+          <w:lang w:val="ru-RU"/>
+        </w:rPr>
+        <w:t>_</w:t>
+      </w:r>
+      <w:r>
+        <w:t>c</w:t>
+      </w:r>
+      <w:r>
+        <w:rPr>
+          <w:lang w:val="ru-RU"/>
+        </w:rPr>
+        <w:t xml:space="preserve"> + </w:t>
+      </w:r>
+      <w:r>
+        <w:t>dc</w:t>
+      </w:r>
+      <w:r>
+        <w:rPr>
+          <w:lang w:val="ru-RU"/>
+        </w:rPr>
+        <w:t>[</w:t>
+      </w:r>
+      <w:r>
+        <w:t>i</w:t>
+      </w:r>
+      <w:r>
+        <w:rPr>
+          <w:lang w:val="ru-RU"/>
+        </w:rPr>
+        <w:t>];  // Координата соседней клетки по столбцу</w:t>
+      </w:r>
+    </w:p>
+    <w:p>
+      <w:pPr>
+        <w:pStyle w:val="af2"/>
+        <w:rPr>
+          <w:lang w:val="ru-RU"/>
+        </w:rPr>
+      </w:pPr>
+    </w:p>
+    <w:p>
+      <w:pPr>
+        <w:pStyle w:val="af2"/>
+        <w:rPr>
+          <w:lang w:val="ru-RU"/>
+        </w:rPr>
+      </w:pPr>
+      <w:r>
+        <w:rPr>
+          <w:lang w:val="ru-RU"/>
+        </w:rPr>
+        <w:t xml:space="preserve">        // Проверяем, что соседняя клетка в пределах лабиринта и является стеной</w:t>
+      </w:r>
+    </w:p>
+    <w:p>
+      <w:pPr>
+        <w:pStyle w:val="af2"/>
+      </w:pPr>
+      <w:r>
+        <w:rPr>
+          <w:lang w:val="ru-RU"/>
+        </w:rPr>
+        <w:t xml:space="preserve">        </w:t>
+      </w:r>
+      <w:r>
+        <w:t>if (nr &gt;= 0 &amp;&amp; nr &lt; rows &amp;&amp; nc &gt;= 0 &amp;&amp; nc &lt; cols &amp;&amp; maze-&gt;cells[nr][nc] == 1) {</w:t>
+      </w:r>
+    </w:p>
+    <w:p>
+      <w:pPr>
+        <w:pStyle w:val="af2"/>
+        <w:rPr>
+          <w:lang w:val="ru-RU"/>
+        </w:rPr>
+      </w:pPr>
+      <w:r>
+        <w:t xml:space="preserve">            </w:t>
+      </w:r>
+      <w:r>
+        <w:rPr>
+          <w:lang w:val="ru-RU"/>
+        </w:rPr>
+        <w:t>// Если массив стен заполнен, увеличиваем его емкость в 2 раза</w:t>
+      </w:r>
+    </w:p>
+    <w:p>
+      <w:pPr>
+        <w:pStyle w:val="af2"/>
+      </w:pPr>
+      <w:r>
+        <w:rPr>
+          <w:lang w:val="ru-RU"/>
+        </w:rPr>
+        <w:t xml:space="preserve">            </w:t>
+      </w:r>
+      <w:r>
+        <w:t>if (wall_count &gt;= wall_capacity) {</w:t>
+      </w:r>
+    </w:p>
+    <w:p>
+      <w:pPr>
+        <w:pStyle w:val="af2"/>
+      </w:pPr>
+      <w:r>
+        <w:t xml:space="preserve">                wall_capacity *= 2;</w:t>
+      </w:r>
+    </w:p>
+    <w:p>
+      <w:pPr>
+        <w:pStyle w:val="af2"/>
+      </w:pPr>
+      <w:r>
+        <w:t xml:space="preserve">                Wall* new_walls = (Wall*)realloc(walls, wall_capacity * sizeof(Wall));</w:t>
+      </w:r>
+    </w:p>
+    <w:p>
+      <w:pPr>
+        <w:pStyle w:val="af2"/>
+      </w:pPr>
+      <w:r>
+        <w:t xml:space="preserve">                if (!new_walls) {  // Если realloc не удался</w:t>
+      </w:r>
+    </w:p>
+    <w:p>
+      <w:pPr>
+        <w:pStyle w:val="af2"/>
+      </w:pPr>
+      <w:r>
+        <w:t xml:space="preserve">                    free(walls);</w:t>
+      </w:r>
+    </w:p>
+    <w:p>
+      <w:pPr>
+        <w:pStyle w:val="af2"/>
+      </w:pPr>
+      <w:r>
+        <w:t xml:space="preserve">                    free_maze(maze);</w:t>
+      </w:r>
+    </w:p>
+    <w:p>
+      <w:pPr>
+        <w:pStyle w:val="af2"/>
+      </w:pPr>
+      <w:r>
+        <w:t xml:space="preserve">                    return NULL;</w:t>
+      </w:r>
+    </w:p>
+    <w:p>
+      <w:pPr>
+        <w:pStyle w:val="af2"/>
+      </w:pPr>
+      <w:r>
+        <w:t xml:space="preserve">                }</w:t>
+      </w:r>
+    </w:p>
+    <w:p>
+      <w:pPr>
+        <w:pStyle w:val="af2"/>
+      </w:pPr>
+      <w:r>
+        <w:t xml:space="preserve">                walls = new_walls;</w:t>
+      </w:r>
+    </w:p>
+    <w:p>
+      <w:pPr>
+        <w:pStyle w:val="af2"/>
+        <w:rPr>
+          <w:lang w:val="ru-RU"/>
+        </w:rPr>
+      </w:pPr>
+      <w:r>
+        <w:t xml:space="preserve">            </w:t>
+      </w:r>
+      <w:r>
+        <w:rPr>
+          <w:lang w:val="ru-RU"/>
+        </w:rPr>
+        <w:t>}</w:t>
+      </w:r>
+    </w:p>
+    <w:p>
+      <w:pPr>
+        <w:pStyle w:val="af2"/>
+        <w:rPr>
+          <w:lang w:val="ru-RU"/>
+        </w:rPr>
+      </w:pPr>
+    </w:p>
+    <w:p>
+      <w:pPr>
+        <w:pStyle w:val="af2"/>
+        <w:rPr>
+          <w:lang w:val="ru-RU"/>
+        </w:rPr>
+      </w:pPr>
+      <w:r>
+        <w:rPr>
+          <w:lang w:val="ru-RU"/>
+        </w:rPr>
+        <w:t xml:space="preserve">            // Добавляем стену в список</w:t>
+      </w:r>
+    </w:p>
+    <w:p>
+      <w:pPr>
+        <w:pStyle w:val="af2"/>
+        <w:rPr>
+          <w:lang w:val="ru-RU"/>
+        </w:rPr>
+      </w:pPr>
+      <w:r>
+        <w:rPr>
+          <w:lang w:val="ru-RU"/>
+        </w:rPr>
+        <w:t xml:space="preserve">            </w:t>
+      </w:r>
+      <w:r>
+        <w:t>walls</w:t>
+      </w:r>
+      <w:r>
+        <w:rPr>
+          <w:lang w:val="ru-RU"/>
+        </w:rPr>
+        <w:t>[</w:t>
+      </w:r>
+      <w:r>
+        <w:t>wall</w:t>
+      </w:r>
+      <w:r>
+        <w:rPr>
+          <w:lang w:val="ru-RU"/>
+        </w:rPr>
+        <w:t>_</w:t>
+      </w:r>
+      <w:r>
+        <w:t>count</w:t>
+      </w:r>
+      <w:r>
+        <w:rPr>
+          <w:lang w:val="ru-RU"/>
+        </w:rPr>
+        <w:t>].</w:t>
+      </w:r>
+      <w:r>
+        <w:t>r</w:t>
+      </w:r>
+      <w:r>
+        <w:rPr>
+          <w:lang w:val="ru-RU"/>
+        </w:rPr>
+        <w:t xml:space="preserve"> = </w:t>
+      </w:r>
+      <w:r>
+        <w:t>nr</w:t>
+      </w:r>
+      <w:r>
+        <w:rPr>
+          <w:lang w:val="ru-RU"/>
+        </w:rPr>
+        <w:t>;</w:t>
+      </w:r>
+    </w:p>
+    <w:p>
+      <w:pPr>
+        <w:pStyle w:val="af2"/>
+      </w:pPr>
+      <w:r>
+        <w:rPr>
+          <w:lang w:val="ru-RU"/>
+        </w:rPr>
+        <w:t xml:space="preserve">            </w:t>
+      </w:r>
+      <w:r>
+        <w:t>walls[wall_count].c = nc;</w:t>
+      </w:r>
+    </w:p>
+    <w:p>
+      <w:pPr>
+        <w:pStyle w:val="af2"/>
+      </w:pPr>
+      <w:r>
+        <w:t xml:space="preserve">            walls[wall_count].from_r = start_r;</w:t>
+      </w:r>
+    </w:p>
+    <w:p>
+      <w:pPr>
+        <w:pStyle w:val="af2"/>
+      </w:pPr>
+      <w:r>
+        <w:t xml:space="preserve">            walls[wall_count].from_c = start_c;</w:t>
+      </w:r>
+    </w:p>
+    <w:p>
+      <w:pPr>
+        <w:pStyle w:val="af2"/>
+        <w:rPr>
+          <w:lang w:val="ru-RU"/>
+        </w:rPr>
+      </w:pPr>
+      <w:r>
+        <w:t xml:space="preserve">            wall</w:t>
+      </w:r>
+      <w:r>
+        <w:rPr>
+          <w:lang w:val="ru-RU"/>
+        </w:rPr>
+        <w:t>_</w:t>
+      </w:r>
+      <w:r>
+        <w:t>count</w:t>
+      </w:r>
+      <w:r>
+        <w:rPr>
+          <w:lang w:val="ru-RU"/>
+        </w:rPr>
+        <w:t>++;</w:t>
+      </w:r>
+    </w:p>
+    <w:p>
+      <w:pPr>
+        <w:pStyle w:val="af2"/>
+        <w:rPr>
+          <w:lang w:val="ru-RU"/>
+        </w:rPr>
+      </w:pPr>
+      <w:r>
+        <w:rPr>
+          <w:lang w:val="ru-RU"/>
+        </w:rPr>
+        <w:t xml:space="preserve">        }</w:t>
+      </w:r>
+    </w:p>
+    <w:p>
+      <w:pPr>
+        <w:pStyle w:val="af2"/>
+        <w:rPr>
+          <w:lang w:val="ru-RU"/>
+        </w:rPr>
+      </w:pPr>
+      <w:r>
+        <w:rPr>
+          <w:lang w:val="ru-RU"/>
+        </w:rPr>
+        <w:t xml:space="preserve">    }</w:t>
+      </w:r>
+    </w:p>
+    <w:p>
+      <w:pPr>
+        <w:pStyle w:val="af2"/>
+        <w:rPr>
+          <w:lang w:val="ru-RU"/>
+        </w:rPr>
+      </w:pPr>
+    </w:p>
+    <w:p>
+      <w:pPr>
+        <w:pStyle w:val="af2"/>
+        <w:rPr>
+          <w:lang w:val="ru-RU"/>
+        </w:rPr>
+      </w:pPr>
+      <w:r>
+        <w:rPr>
+          <w:lang w:val="ru-RU"/>
+        </w:rPr>
+        <w:t xml:space="preserve">    // Основной цикл алгоритма Прима - пока есть стены в списке</w:t>
+      </w:r>
+    </w:p>
+    <w:p>
+      <w:pPr>
+        <w:pStyle w:val="af2"/>
+        <w:rPr>
+          <w:lang w:val="ru-RU"/>
+        </w:rPr>
       </w:pPr>
       <w:r>
         <w:rPr>
@@ -5089,1113 +6439,39 @@
         <w:t xml:space="preserve">    </w:t>
       </w:r>
       <w:r>
-        <w:t>int start_r = 0;</w:t>
-      </w:r>
-    </w:p>
-    <w:p>
-      <w:pPr>
-        <w:pStyle w:val="af2"/>
-      </w:pPr>
-      <w:r>
-        <w:t xml:space="preserve">    int start_c = 0;</w:t>
-      </w:r>
-    </w:p>
-    <w:p>
-      <w:pPr>
-        <w:pStyle w:val="af2"/>
-      </w:pPr>
-    </w:p>
-    <w:p>
-      <w:pPr>
-        <w:pStyle w:val="af2"/>
-        <w:rPr>
-          <w:lang w:val="ru-RU"/>
-        </w:rPr>
-      </w:pPr>
-      <w:r>
+        <w:t>int</w:t>
+      </w:r>
+      <w:r>
+        <w:rPr>
+          <w:lang w:val="ru-RU"/>
+        </w:rPr>
+        <w:t xml:space="preserve"> </w:t>
+      </w:r>
+      <w:r>
+        <w:t>iterations</w:t>
+      </w:r>
+      <w:r>
+        <w:rPr>
+          <w:lang w:val="ru-RU"/>
+        </w:rPr>
+        <w:t xml:space="preserve"> = 0;</w:t>
+      </w:r>
+    </w:p>
+    <w:p>
+      <w:pPr>
+        <w:pStyle w:val="af2"/>
+        <w:rPr>
+          <w:lang w:val="ru-RU"/>
+        </w:rPr>
+      </w:pPr>
+      <w:r>
+        <w:rPr>
+          <w:lang w:val="ru-RU"/>
+        </w:rPr>
         <w:t xml:space="preserve">    </w:t>
       </w:r>
       <w:r>
-        <w:rPr>
-          <w:lang w:val="ru-RU"/>
-        </w:rPr>
-        <w:t>// ВАЖНО: делаем выход в противоположном углу (нижний правый)</w:t>
-      </w:r>
-    </w:p>
-    <w:p>
-      <w:pPr>
-        <w:pStyle w:val="af2"/>
-      </w:pPr>
-      <w:r>
-        <w:rPr>
-          <w:lang w:val="ru-RU"/>
-        </w:rPr>
-        <w:t xml:space="preserve">    </w:t>
-      </w:r>
-      <w:r>
-        <w:t>int exit_r = rows - 1;</w:t>
-      </w:r>
-    </w:p>
-    <w:p>
-      <w:pPr>
-        <w:pStyle w:val="af2"/>
-      </w:pPr>
-      <w:r>
-        <w:t xml:space="preserve">    int exit_c = cols - 1;</w:t>
-      </w:r>
-    </w:p>
-    <w:p>
-      <w:pPr>
-        <w:pStyle w:val="af2"/>
-      </w:pPr>
-    </w:p>
-    <w:p>
-      <w:pPr>
-        <w:pStyle w:val="af2"/>
-      </w:pPr>
-      <w:r>
-        <w:t xml:space="preserve">    // Помечаем начальную клетку как проход</w:t>
-      </w:r>
-    </w:p>
-    <w:p>
-      <w:pPr>
-        <w:pStyle w:val="af2"/>
-      </w:pPr>
-      <w:r>
-        <w:t xml:space="preserve">    </w:t>
-      </w:r>
-      <w:r>
-        <w:t>maze</w:t>
-      </w:r>
-      <w:r>
-        <w:t>-&gt;</w:t>
-      </w:r>
-      <w:r>
-        <w:t>cells</w:t>
-      </w:r>
-      <w:r>
-        <w:t>[</w:t>
-      </w:r>
-      <w:r>
-        <w:t>start</w:t>
-      </w:r>
-      <w:r>
-        <w:t>_</w:t>
-      </w:r>
-      <w:r>
-        <w:t>r</w:t>
-      </w:r>
-      <w:r>
-        <w:t>][</w:t>
-      </w:r>
-      <w:r>
-        <w:t>start</w:t>
-      </w:r>
-      <w:r>
-        <w:t>_</w:t>
-      </w:r>
-      <w:r>
-        <w:t>c</w:t>
-      </w:r>
-      <w:r>
-        <w:t>] = 0;</w:t>
-      </w:r>
-    </w:p>
-    <w:p>
-      <w:pPr>
-        <w:pStyle w:val="af2"/>
-      </w:pPr>
-    </w:p>
-    <w:p>
-      <w:pPr>
-        <w:pStyle w:val="af2"/>
-        <w:rPr>
-          <w:lang w:val="ru-RU"/>
-        </w:rPr>
-      </w:pPr>
-      <w:r>
-        <w:t xml:space="preserve">    </w:t>
-      </w:r>
-      <w:r>
-        <w:rPr>
-          <w:lang w:val="ru-RU"/>
-        </w:rPr>
-        <w:t>// Структура для хранения информации о стенах в алгоритме Прима</w:t>
-      </w:r>
-    </w:p>
-    <w:p>
-      <w:pPr>
-        <w:pStyle w:val="af2"/>
-        <w:rPr>
-          <w:lang w:val="ru-RU"/>
-        </w:rPr>
-      </w:pPr>
-      <w:r>
-        <w:rPr>
-          <w:lang w:val="ru-RU"/>
-        </w:rPr>
-        <w:t xml:space="preserve">    // Алгоритм Прима работает со списком "фронтальных" стен</w:t>
-      </w:r>
-    </w:p>
-    <w:p>
-      <w:pPr>
-        <w:pStyle w:val="af2"/>
-      </w:pPr>
-      <w:r>
-        <w:rPr>
-          <w:lang w:val="ru-RU"/>
-        </w:rPr>
-        <w:t xml:space="preserve">    </w:t>
-      </w:r>
-      <w:r>
-        <w:t>typedef struct {</w:t>
-      </w:r>
-    </w:p>
-    <w:p>
-      <w:pPr>
-        <w:pStyle w:val="af2"/>
-        <w:rPr>
-          <w:lang w:val="ru-RU"/>
-        </w:rPr>
-      </w:pPr>
-      <w:r>
-        <w:t xml:space="preserve">        int</w:t>
-      </w:r>
-      <w:r>
-        <w:rPr>
-          <w:lang w:val="ru-RU"/>
-        </w:rPr>
-        <w:t xml:space="preserve"> </w:t>
-      </w:r>
-      <w:r>
-        <w:t>r</w:t>
-      </w:r>
-      <w:r>
-        <w:rPr>
-          <w:lang w:val="ru-RU"/>
-        </w:rPr>
-        <w:t>;        // Строка стены</w:t>
-      </w:r>
-    </w:p>
-    <w:p>
-      <w:pPr>
-        <w:pStyle w:val="af2"/>
-        <w:rPr>
-          <w:lang w:val="ru-RU"/>
-        </w:rPr>
-      </w:pPr>
-      <w:r>
-        <w:rPr>
-          <w:lang w:val="ru-RU"/>
-        </w:rPr>
-        <w:t xml:space="preserve">        </w:t>
-      </w:r>
-      <w:r>
         <w:t>int</w:t>
-      </w:r>
-      <w:r>
-        <w:rPr>
-          <w:lang w:val="ru-RU"/>
-        </w:rPr>
-        <w:t xml:space="preserve"> </w:t>
-      </w:r>
-      <w:r>
-        <w:t>c</w:t>
-      </w:r>
-      <w:r>
-        <w:rPr>
-          <w:lang w:val="ru-RU"/>
-        </w:rPr>
-        <w:t>;        // Столбец стены</w:t>
-      </w:r>
-    </w:p>
-    <w:p>
-      <w:pPr>
-        <w:pStyle w:val="af2"/>
-        <w:rPr>
-          <w:lang w:val="ru-RU"/>
-        </w:rPr>
-      </w:pPr>
-      <w:r>
-        <w:rPr>
-          <w:lang w:val="ru-RU"/>
-        </w:rPr>
-        <w:t xml:space="preserve">        </w:t>
-      </w:r>
-      <w:r>
-        <w:t>int</w:t>
-      </w:r>
-      <w:r>
-        <w:rPr>
-          <w:lang w:val="ru-RU"/>
-        </w:rPr>
-        <w:t xml:space="preserve"> </w:t>
-      </w:r>
-      <w:r>
-        <w:t>from</w:t>
-      </w:r>
-      <w:r>
-        <w:rPr>
-          <w:lang w:val="ru-RU"/>
-        </w:rPr>
-        <w:t>_</w:t>
-      </w:r>
-      <w:r>
-        <w:t>r</w:t>
-      </w:r>
-      <w:r>
-        <w:rPr>
-          <w:lang w:val="ru-RU"/>
-        </w:rPr>
-        <w:t>;   // Строка клетки, от которой идет стена</w:t>
-      </w:r>
-    </w:p>
-    <w:p>
-      <w:pPr>
-        <w:pStyle w:val="af2"/>
-        <w:rPr>
-          <w:lang w:val="ru-RU"/>
-        </w:rPr>
-      </w:pPr>
-      <w:r>
-        <w:rPr>
-          <w:lang w:val="ru-RU"/>
-        </w:rPr>
-        <w:t xml:space="preserve">        </w:t>
-      </w:r>
-      <w:r>
-        <w:t>int</w:t>
-      </w:r>
-      <w:r>
-        <w:rPr>
-          <w:lang w:val="ru-RU"/>
-        </w:rPr>
-        <w:t xml:space="preserve"> </w:t>
-      </w:r>
-      <w:r>
-        <w:t>from</w:t>
-      </w:r>
-      <w:r>
-        <w:rPr>
-          <w:lang w:val="ru-RU"/>
-        </w:rPr>
-        <w:t>_</w:t>
-      </w:r>
-      <w:r>
-        <w:t>c</w:t>
-      </w:r>
-      <w:r>
-        <w:rPr>
-          <w:lang w:val="ru-RU"/>
-        </w:rPr>
-        <w:t>;   // Столбец клетки, от которой идет стена</w:t>
-      </w:r>
-    </w:p>
-    <w:p>
-      <w:pPr>
-        <w:pStyle w:val="af2"/>
-      </w:pPr>
-      <w:r>
-        <w:rPr>
-          <w:lang w:val="ru-RU"/>
-        </w:rPr>
-        <w:t xml:space="preserve">    </w:t>
-      </w:r>
-      <w:r>
-        <w:t>} Wall;</w:t>
-      </w:r>
-    </w:p>
-    <w:p>
-      <w:pPr>
-        <w:pStyle w:val="af2"/>
-      </w:pPr>
-    </w:p>
-    <w:p>
-      <w:pPr>
-        <w:pStyle w:val="af2"/>
-        <w:rPr>
-          <w:lang w:val="ru-RU"/>
-        </w:rPr>
-      </w:pPr>
-      <w:r>
-        <w:t xml:space="preserve">    Wall</w:t>
-      </w:r>
-      <w:r>
-        <w:rPr>
-          <w:lang w:val="ru-RU"/>
-        </w:rPr>
-        <w:t xml:space="preserve">* </w:t>
-      </w:r>
-      <w:r>
-        <w:t>walls</w:t>
-      </w:r>
-      <w:r>
-        <w:rPr>
-          <w:lang w:val="ru-RU"/>
-        </w:rPr>
-        <w:t xml:space="preserve"> = </w:t>
-      </w:r>
-      <w:r>
-        <w:t>NULL</w:t>
-      </w:r>
-      <w:r>
-        <w:rPr>
-          <w:lang w:val="ru-RU"/>
-        </w:rPr>
-        <w:t>;      // Динамический массив стен</w:t>
-      </w:r>
-    </w:p>
-    <w:p>
-      <w:pPr>
-        <w:pStyle w:val="af2"/>
-        <w:rPr>
-          <w:lang w:val="ru-RU"/>
-        </w:rPr>
-      </w:pPr>
-      <w:r>
-        <w:rPr>
-          <w:lang w:val="ru-RU"/>
-        </w:rPr>
-        <w:t xml:space="preserve">    </w:t>
-      </w:r>
-      <w:r>
-        <w:t>int</w:t>
-      </w:r>
-      <w:r>
-        <w:rPr>
-          <w:lang w:val="ru-RU"/>
-        </w:rPr>
-        <w:t xml:space="preserve"> </w:t>
-      </w:r>
-      <w:r>
-        <w:t>wall</w:t>
-      </w:r>
-      <w:r>
-        <w:rPr>
-          <w:lang w:val="ru-RU"/>
-        </w:rPr>
-        <w:t>_</w:t>
-      </w:r>
-      <w:r>
-        <w:t>count</w:t>
-      </w:r>
-      <w:r>
-        <w:rPr>
-          <w:lang w:val="ru-RU"/>
-        </w:rPr>
-        <w:t xml:space="preserve"> = 0;      // Текущее количество стен в массиве</w:t>
-      </w:r>
-    </w:p>
-    <w:p>
-      <w:pPr>
-        <w:pStyle w:val="af2"/>
-        <w:rPr>
-          <w:lang w:val="ru-RU"/>
-        </w:rPr>
-      </w:pPr>
-      <w:r>
-        <w:rPr>
-          <w:lang w:val="ru-RU"/>
-        </w:rPr>
-        <w:t xml:space="preserve">    </w:t>
-      </w:r>
-      <w:r>
-        <w:t>int</w:t>
-      </w:r>
-      <w:r>
-        <w:rPr>
-          <w:lang w:val="ru-RU"/>
-        </w:rPr>
-        <w:t xml:space="preserve"> </w:t>
-      </w:r>
-      <w:r>
-        <w:t>wall</w:t>
-      </w:r>
-      <w:r>
-        <w:rPr>
-          <w:lang w:val="ru-RU"/>
-        </w:rPr>
-        <w:t>_</w:t>
-      </w:r>
-      <w:r>
-        <w:t>capacity</w:t>
-      </w:r>
-      <w:r>
-        <w:rPr>
-          <w:lang w:val="ru-RU"/>
-        </w:rPr>
-        <w:t xml:space="preserve"> = 4;   // Начальная емкость массива стен</w:t>
-      </w:r>
-    </w:p>
-    <w:p>
-      <w:pPr>
-        <w:pStyle w:val="af2"/>
-        <w:rPr>
-          <w:lang w:val="ru-RU"/>
-        </w:rPr>
-      </w:pPr>
-    </w:p>
-    <w:p>
-      <w:pPr>
-        <w:pStyle w:val="af2"/>
-        <w:rPr>
-          <w:lang w:val="ru-RU"/>
-        </w:rPr>
-      </w:pPr>
-      <w:r>
-        <w:rPr>
-          <w:lang w:val="ru-RU"/>
-        </w:rPr>
-        <w:t xml:space="preserve">    // Выделяем начальную память для массива стен</w:t>
-      </w:r>
-    </w:p>
-    <w:p>
-      <w:pPr>
-        <w:pStyle w:val="af2"/>
-      </w:pPr>
-      <w:r>
-        <w:rPr>
-          <w:lang w:val="ru-RU"/>
-        </w:rPr>
-        <w:t xml:space="preserve">    </w:t>
-      </w:r>
-      <w:r>
-        <w:t>walls = (Wall*)malloc(wall_capacity * sizeof(Wall));</w:t>
-      </w:r>
-    </w:p>
-    <w:p>
-      <w:pPr>
-        <w:pStyle w:val="af2"/>
-        <w:rPr>
-          <w:lang w:val="ru-RU"/>
-        </w:rPr>
-      </w:pPr>
-      <w:r>
-        <w:t xml:space="preserve">    if</w:t>
-      </w:r>
-      <w:r>
-        <w:rPr>
-          <w:lang w:val="ru-RU"/>
-        </w:rPr>
-        <w:t xml:space="preserve"> (!</w:t>
-      </w:r>
-      <w:r>
-        <w:t>walls</w:t>
-      </w:r>
-      <w:r>
-        <w:rPr>
-          <w:lang w:val="ru-RU"/>
-        </w:rPr>
-        <w:t>) {  // Если не удалось выделить память</w:t>
-      </w:r>
-    </w:p>
-    <w:p>
-      <w:pPr>
-        <w:pStyle w:val="af2"/>
-      </w:pPr>
-      <w:r>
-        <w:rPr>
-          <w:lang w:val="ru-RU"/>
-        </w:rPr>
-        <w:t xml:space="preserve">        </w:t>
-      </w:r>
-      <w:r>
-        <w:t>free_maze(maze);</w:t>
-      </w:r>
-    </w:p>
-    <w:p>
-      <w:pPr>
-        <w:pStyle w:val="af2"/>
-      </w:pPr>
-      <w:r>
-        <w:t xml:space="preserve">        return NULL;</w:t>
-      </w:r>
-    </w:p>
-    <w:p>
-      <w:pPr>
-        <w:pStyle w:val="af2"/>
-        <w:rPr>
-          <w:lang w:val="ru-RU"/>
-        </w:rPr>
-      </w:pPr>
-      <w:r>
-        <w:t xml:space="preserve">    </w:t>
-      </w:r>
-      <w:r>
-        <w:rPr>
-          <w:lang w:val="ru-RU"/>
-        </w:rPr>
-        <w:t>}</w:t>
-      </w:r>
-    </w:p>
-    <w:p>
-      <w:pPr>
-        <w:pStyle w:val="af2"/>
-        <w:rPr>
-          <w:lang w:val="ru-RU"/>
-        </w:rPr>
-      </w:pPr>
-    </w:p>
-    <w:p>
-      <w:pPr>
-        <w:pStyle w:val="af2"/>
-        <w:rPr>
-          <w:lang w:val="ru-RU"/>
-        </w:rPr>
-      </w:pPr>
-      <w:r>
-        <w:rPr>
-          <w:lang w:val="ru-RU"/>
-        </w:rPr>
-        <w:t xml:space="preserve">    // Массивы смещений для проверки соседних клеток (вверх, вниз, влево, вправо)</w:t>
-      </w:r>
-    </w:p>
-    <w:p>
-      <w:pPr>
-        <w:pStyle w:val="af2"/>
-        <w:rPr>
-          <w:lang w:val="ru-RU"/>
-        </w:rPr>
-      </w:pPr>
-      <w:r>
-        <w:rPr>
-          <w:lang w:val="ru-RU"/>
-        </w:rPr>
-        <w:t xml:space="preserve">    </w:t>
-      </w:r>
-      <w:r>
-        <w:t>int</w:t>
-      </w:r>
-      <w:r>
-        <w:rPr>
-          <w:lang w:val="ru-RU"/>
-        </w:rPr>
-        <w:t xml:space="preserve"> </w:t>
-      </w:r>
-      <w:r>
-        <w:t>dr</w:t>
-      </w:r>
-      <w:r>
-        <w:rPr>
-          <w:lang w:val="ru-RU"/>
-        </w:rPr>
-        <w:t>[] = { -1, 1, 0, 0 };</w:t>
-      </w:r>
-    </w:p>
-    <w:p>
-      <w:pPr>
-        <w:pStyle w:val="af2"/>
-        <w:rPr>
-          <w:lang w:val="ru-RU"/>
-        </w:rPr>
-      </w:pPr>
-      <w:r>
-        <w:rPr>
-          <w:lang w:val="ru-RU"/>
-        </w:rPr>
-        <w:t xml:space="preserve">    </w:t>
-      </w:r>
-      <w:r>
-        <w:t>int</w:t>
-      </w:r>
-      <w:r>
-        <w:rPr>
-          <w:lang w:val="ru-RU"/>
-        </w:rPr>
-        <w:t xml:space="preserve"> </w:t>
-      </w:r>
-      <w:r>
-        <w:t>dc</w:t>
-      </w:r>
-      <w:r>
-        <w:rPr>
-          <w:lang w:val="ru-RU"/>
-        </w:rPr>
-        <w:t>[] = { 0, 0, -1, 1 };</w:t>
-      </w:r>
-    </w:p>
-    <w:p>
-      <w:pPr>
-        <w:pStyle w:val="af2"/>
-        <w:rPr>
-          <w:lang w:val="ru-RU"/>
-        </w:rPr>
-      </w:pPr>
-    </w:p>
-    <w:p>
-      <w:pPr>
-        <w:pStyle w:val="af2"/>
-        <w:rPr>
-          <w:lang w:val="ru-RU"/>
-        </w:rPr>
-      </w:pPr>
-      <w:r>
-        <w:rPr>
-          <w:lang w:val="ru-RU"/>
-        </w:rPr>
-        <w:t xml:space="preserve">    // Добавляем стены вокруг начальной клетки в список фронтальных стен</w:t>
-      </w:r>
-    </w:p>
-    <w:p>
-      <w:pPr>
-        <w:pStyle w:val="af2"/>
-      </w:pPr>
-      <w:r>
-        <w:rPr>
-          <w:lang w:val="ru-RU"/>
-        </w:rPr>
-        <w:t xml:space="preserve">    </w:t>
-      </w:r>
-      <w:r>
-        <w:t>for (int i = 0; i &lt; 4; i++) {</w:t>
-      </w:r>
-    </w:p>
-    <w:p>
-      <w:pPr>
-        <w:pStyle w:val="af2"/>
-        <w:rPr>
-          <w:lang w:val="ru-RU"/>
-        </w:rPr>
-      </w:pPr>
-      <w:r>
-        <w:t xml:space="preserve">        int</w:t>
-      </w:r>
-      <w:r>
-        <w:rPr>
-          <w:lang w:val="ru-RU"/>
-        </w:rPr>
-        <w:t xml:space="preserve"> </w:t>
-      </w:r>
-      <w:r>
-        <w:t>nr</w:t>
-      </w:r>
-      <w:r>
-        <w:rPr>
-          <w:lang w:val="ru-RU"/>
-        </w:rPr>
-        <w:t xml:space="preserve"> = </w:t>
-      </w:r>
-      <w:r>
-        <w:t>start</w:t>
-      </w:r>
-      <w:r>
-        <w:rPr>
-          <w:lang w:val="ru-RU"/>
-        </w:rPr>
-        <w:t>_</w:t>
-      </w:r>
-      <w:r>
-        <w:t>r</w:t>
-      </w:r>
-      <w:r>
-        <w:rPr>
-          <w:lang w:val="ru-RU"/>
-        </w:rPr>
-        <w:t xml:space="preserve"> + </w:t>
-      </w:r>
-      <w:r>
-        <w:t>dr</w:t>
-      </w:r>
-      <w:r>
-        <w:rPr>
-          <w:lang w:val="ru-RU"/>
-        </w:rPr>
-        <w:t>[</w:t>
-      </w:r>
-      <w:r>
-        <w:t>i</w:t>
-      </w:r>
-      <w:r>
-        <w:rPr>
-          <w:lang w:val="ru-RU"/>
-        </w:rPr>
-        <w:t>];  // Координата соседней клетки по строке</w:t>
-      </w:r>
-    </w:p>
-    <w:p>
-      <w:pPr>
-        <w:pStyle w:val="af2"/>
-        <w:rPr>
-          <w:lang w:val="ru-RU"/>
-        </w:rPr>
-      </w:pPr>
-      <w:r>
-        <w:rPr>
-          <w:lang w:val="ru-RU"/>
-        </w:rPr>
-        <w:t xml:space="preserve">        </w:t>
-      </w:r>
-      <w:r>
-        <w:t>int</w:t>
-      </w:r>
-      <w:r>
-        <w:rPr>
-          <w:lang w:val="ru-RU"/>
-        </w:rPr>
-        <w:t xml:space="preserve"> </w:t>
-      </w:r>
-      <w:r>
-        <w:t>nc</w:t>
-      </w:r>
-      <w:r>
-        <w:rPr>
-          <w:lang w:val="ru-RU"/>
-        </w:rPr>
-        <w:t xml:space="preserve"> = </w:t>
-      </w:r>
-      <w:r>
-        <w:t>start</w:t>
-      </w:r>
-      <w:r>
-        <w:rPr>
-          <w:lang w:val="ru-RU"/>
-        </w:rPr>
-        <w:t>_</w:t>
-      </w:r>
-      <w:r>
-        <w:t>c</w:t>
-      </w:r>
-      <w:r>
-        <w:rPr>
-          <w:lang w:val="ru-RU"/>
-        </w:rPr>
-        <w:t xml:space="preserve"> + </w:t>
-      </w:r>
-      <w:r>
-        <w:t>dc</w:t>
-      </w:r>
-      <w:r>
-        <w:rPr>
-          <w:lang w:val="ru-RU"/>
-        </w:rPr>
-        <w:t>[</w:t>
-      </w:r>
-      <w:r>
-        <w:t>i</w:t>
-      </w:r>
-      <w:r>
-        <w:rPr>
-          <w:lang w:val="ru-RU"/>
-        </w:rPr>
-        <w:t>];  // Координата соседней клетки по столбцу</w:t>
-      </w:r>
-    </w:p>
-    <w:p>
-      <w:pPr>
-        <w:pStyle w:val="af2"/>
-        <w:rPr>
-          <w:lang w:val="ru-RU"/>
-        </w:rPr>
-      </w:pPr>
-    </w:p>
-    <w:p>
-      <w:pPr>
-        <w:pStyle w:val="af2"/>
-        <w:rPr>
-          <w:lang w:val="ru-RU"/>
-        </w:rPr>
-      </w:pPr>
-      <w:r>
-        <w:rPr>
-          <w:lang w:val="ru-RU"/>
-        </w:rPr>
-        <w:t xml:space="preserve">        // Проверяем, что соседняя клетка в пределах лабиринта и является стеной</w:t>
-      </w:r>
-    </w:p>
-    <w:p>
-      <w:pPr>
-        <w:pStyle w:val="af2"/>
-      </w:pPr>
-      <w:r>
-        <w:rPr>
-          <w:lang w:val="ru-RU"/>
-        </w:rPr>
-        <w:t xml:space="preserve">        </w:t>
-      </w:r>
-      <w:r>
-        <w:t>if (nr &gt;= 0 &amp;&amp; nr &lt; rows &amp;&amp; nc &gt;= 0 &amp;&amp; nc &lt; cols &amp;&amp; maze-&gt;cells[nr][nc] == 1) {</w:t>
-      </w:r>
-    </w:p>
-    <w:p>
-      <w:pPr>
-        <w:pStyle w:val="af2"/>
-        <w:rPr>
-          <w:lang w:val="ru-RU"/>
-        </w:rPr>
-      </w:pPr>
-      <w:r>
-        <w:t xml:space="preserve">            </w:t>
-      </w:r>
-      <w:r>
-        <w:rPr>
-          <w:lang w:val="ru-RU"/>
-        </w:rPr>
-        <w:t>// Если массив стен заполнен, увеличиваем его емкость в 2 раза</w:t>
-      </w:r>
-    </w:p>
-    <w:p>
-      <w:pPr>
-        <w:pStyle w:val="af2"/>
-      </w:pPr>
-      <w:r>
-        <w:rPr>
-          <w:lang w:val="ru-RU"/>
-        </w:rPr>
-        <w:t xml:space="preserve">            </w:t>
-      </w:r>
-      <w:r>
-        <w:t>if (wall_count &gt;= wall_capacity) {</w:t>
-      </w:r>
-    </w:p>
-    <w:p>
-      <w:pPr>
-        <w:pStyle w:val="af2"/>
-      </w:pPr>
-      <w:r>
-        <w:t xml:space="preserve">                wall_capacity *= 2;</w:t>
-      </w:r>
-    </w:p>
-    <w:p>
-      <w:pPr>
-        <w:pStyle w:val="af2"/>
-      </w:pPr>
-      <w:r>
-        <w:t xml:space="preserve">                Wall* new_walls = (Wall*)realloc(walls, wall_capacity * sizeof(Wall));</w:t>
-      </w:r>
-    </w:p>
-    <w:p>
-      <w:pPr>
-        <w:pStyle w:val="af2"/>
-      </w:pPr>
-      <w:r>
-        <w:t xml:space="preserve">                if (!new_walls) {  // Если realloc не удался</w:t>
-      </w:r>
-    </w:p>
-    <w:p>
-      <w:pPr>
-        <w:pStyle w:val="af2"/>
-      </w:pPr>
-      <w:r>
-        <w:t xml:space="preserve">                    free(walls);</w:t>
-      </w:r>
-    </w:p>
-    <w:p>
-      <w:pPr>
-        <w:pStyle w:val="af2"/>
-      </w:pPr>
-      <w:r>
-        <w:t xml:space="preserve">                    free_maze(maze);</w:t>
-      </w:r>
-    </w:p>
-    <w:p>
-      <w:pPr>
-        <w:pStyle w:val="af2"/>
-      </w:pPr>
-      <w:r>
-        <w:t xml:space="preserve">                    return NULL;</w:t>
-      </w:r>
-    </w:p>
-    <w:p>
-      <w:pPr>
-        <w:pStyle w:val="af2"/>
-      </w:pPr>
-      <w:r>
-        <w:t xml:space="preserve">                }</w:t>
-      </w:r>
-    </w:p>
-    <w:p>
-      <w:pPr>
-        <w:pStyle w:val="af2"/>
-      </w:pPr>
-      <w:r>
-        <w:t xml:space="preserve">                walls = new_walls;</w:t>
-      </w:r>
-    </w:p>
-    <w:p>
-      <w:pPr>
-        <w:pStyle w:val="af2"/>
-      </w:pPr>
-      <w:r>
-        <w:t xml:space="preserve">            }</w:t>
-      </w:r>
-    </w:p>
-    <w:p>
-      <w:pPr>
-        <w:pStyle w:val="af2"/>
-      </w:pPr>
-    </w:p>
-    <w:p>
-      <w:pPr>
-        <w:pStyle w:val="af2"/>
-      </w:pPr>
-      <w:r>
-        <w:t xml:space="preserve">            // Добавляем стену в список</w:t>
-      </w:r>
-    </w:p>
-    <w:p>
-      <w:pPr>
-        <w:pStyle w:val="af2"/>
-      </w:pPr>
-      <w:r>
-        <w:t xml:space="preserve">            </w:t>
-      </w:r>
-      <w:r>
-        <w:t>walls</w:t>
-      </w:r>
-      <w:r>
-        <w:t>[</w:t>
-      </w:r>
-      <w:r>
-        <w:t>wall</w:t>
-      </w:r>
-      <w:r>
-        <w:t>_</w:t>
-      </w:r>
-      <w:r>
-        <w:t>count</w:t>
-      </w:r>
-      <w:r>
-        <w:t>].</w:t>
-      </w:r>
-      <w:r>
-        <w:t>r</w:t>
-      </w:r>
-      <w:r>
-        <w:t xml:space="preserve"> = </w:t>
-      </w:r>
-      <w:r>
-        <w:t>nr</w:t>
-      </w:r>
-      <w:r>
-        <w:t>;</w:t>
-      </w:r>
-    </w:p>
-    <w:p>
-      <w:pPr>
-        <w:pStyle w:val="af2"/>
-      </w:pPr>
-      <w:r>
-        <w:t xml:space="preserve">            </w:t>
-      </w:r>
-      <w:r>
-        <w:t>walls[wall_count].c = nc;</w:t>
-      </w:r>
-    </w:p>
-    <w:p>
-      <w:pPr>
-        <w:pStyle w:val="af2"/>
-      </w:pPr>
-      <w:r>
-        <w:t xml:space="preserve">            walls[wall_count].from_r = start_r;</w:t>
-      </w:r>
-    </w:p>
-    <w:p>
-      <w:pPr>
-        <w:pStyle w:val="af2"/>
-      </w:pPr>
-      <w:r>
-        <w:t xml:space="preserve">            walls[wall_count].from_c = start_c;</w:t>
-      </w:r>
-    </w:p>
-    <w:p>
-      <w:pPr>
-        <w:pStyle w:val="af2"/>
-        <w:rPr>
-          <w:lang w:val="ru-RU"/>
-        </w:rPr>
-      </w:pPr>
-      <w:r>
-        <w:t xml:space="preserve">            wall</w:t>
-      </w:r>
-      <w:r>
-        <w:rPr>
-          <w:lang w:val="ru-RU"/>
-        </w:rPr>
-        <w:t>_</w:t>
-      </w:r>
-      <w:r>
-        <w:t>count</w:t>
-      </w:r>
-      <w:r>
-        <w:rPr>
-          <w:lang w:val="ru-RU"/>
-        </w:rPr>
-        <w:t>++;</w:t>
-      </w:r>
-    </w:p>
-    <w:p>
-      <w:pPr>
-        <w:pStyle w:val="af2"/>
-        <w:rPr>
-          <w:lang w:val="ru-RU"/>
-        </w:rPr>
-      </w:pPr>
-      <w:r>
-        <w:rPr>
-          <w:lang w:val="ru-RU"/>
-        </w:rPr>
-        <w:t xml:space="preserve">        }</w:t>
-      </w:r>
-    </w:p>
-    <w:p>
-      <w:pPr>
-        <w:pStyle w:val="af2"/>
-        <w:rPr>
-          <w:lang w:val="ru-RU"/>
-        </w:rPr>
-      </w:pPr>
-      <w:r>
-        <w:rPr>
-          <w:lang w:val="ru-RU"/>
-        </w:rPr>
-        <w:t xml:space="preserve">    }</w:t>
-      </w:r>
-    </w:p>
-    <w:p>
-      <w:pPr>
-        <w:pStyle w:val="af2"/>
-        <w:rPr>
-          <w:lang w:val="ru-RU"/>
-        </w:rPr>
-      </w:pPr>
-    </w:p>
-    <w:p>
-      <w:pPr>
-        <w:pStyle w:val="af2"/>
-        <w:rPr>
-          <w:lang w:val="ru-RU"/>
-        </w:rPr>
-      </w:pPr>
-      <w:r>
-        <w:rPr>
-          <w:lang w:val="ru-RU"/>
-        </w:rPr>
-        <w:t xml:space="preserve">    // Основной цикл алгоритма Прима - пока есть стены в списке</w:t>
-      </w:r>
-    </w:p>
-    <w:p>
-      <w:pPr>
-        <w:pStyle w:val="af2"/>
-      </w:pPr>
-      <w:r>
-        <w:rPr>
-          <w:lang w:val="ru-RU"/>
-        </w:rPr>
-        <w:t xml:space="preserve">    </w:t>
-      </w:r>
-      <w:r>
-        <w:t>int iterations = 0;</w:t>
-      </w:r>
-    </w:p>
-    <w:p>
-      <w:pPr>
-        <w:pStyle w:val="af2"/>
-        <w:rPr>
-          <w:lang w:val="ru-RU"/>
-        </w:rPr>
-      </w:pPr>
-      <w:r>
-        <w:t xml:space="preserve">    int</w:t>
       </w:r>
       <w:r>
         <w:rPr>
@@ -7209,26 +7485,17 @@
     <w:p>
       <w:pPr>
         <w:pStyle w:val="af2"/>
-        <w:rPr>
-          <w:lang w:val="ru-RU"/>
-        </w:rPr>
       </w:pPr>
       <w:r>
         <w:t xml:space="preserve">        wall</w:t>
       </w:r>
       <w:r>
-        <w:rPr>
-          <w:lang w:val="ru-RU"/>
-        </w:rPr>
         <w:t>_</w:t>
       </w:r>
       <w:r>
         <w:t>count</w:t>
       </w:r>
       <w:r>
-        <w:rPr>
-          <w:lang w:val="ru-RU"/>
-        </w:rPr>
         <w:t>--;</w:t>
       </w:r>
     </w:p>
@@ -7240,10 +7507,13 @@
         </w:rPr>
       </w:pPr>
       <w:r>
-        <w:rPr>
-          <w:lang w:val="ru-RU"/>
-        </w:rPr>
-        <w:t xml:space="preserve">    }</w:t>
+        <w:t xml:space="preserve">    </w:t>
+      </w:r>
+      <w:r>
+        <w:rPr>
+          <w:lang w:val="ru-RU"/>
+        </w:rPr>
+        <w:t>}</w:t>
       </w:r>
     </w:p>
     <w:p>
@@ -8171,20 +8441,35 @@
     <w:p>
       <w:pPr>
         <w:pStyle w:val="af2"/>
-      </w:pPr>
-      <w:r>
-        <w:t xml:space="preserve">    // Устанавливаем выходную клетку</w:t>
-      </w:r>
-    </w:p>
-    <w:p>
-      <w:pPr>
-        <w:pStyle w:val="af2"/>
-        <w:rPr>
-          <w:lang w:val="ru-RU"/>
-        </w:rPr>
-      </w:pPr>
-      <w:r>
-        <w:t xml:space="preserve">    maze</w:t>
+        <w:rPr>
+          <w:lang w:val="ru-RU"/>
+        </w:rPr>
+      </w:pPr>
+      <w:r>
+        <w:t xml:space="preserve">    </w:t>
+      </w:r>
+      <w:r>
+        <w:rPr>
+          <w:lang w:val="ru-RU"/>
+        </w:rPr>
+        <w:t>// Устанавливаем выходную клетку</w:t>
+      </w:r>
+    </w:p>
+    <w:p>
+      <w:pPr>
+        <w:pStyle w:val="af2"/>
+        <w:rPr>
+          <w:lang w:val="ru-RU"/>
+        </w:rPr>
+      </w:pPr>
+      <w:r>
+        <w:rPr>
+          <w:lang w:val="ru-RU"/>
+        </w:rPr>
+        <w:t xml:space="preserve">    </w:t>
+      </w:r>
+      <w:r>
+        <w:t>maze</w:t>
       </w:r>
       <w:r>
         <w:rPr>
@@ -8546,6 +8831,9 @@
     <w:p>
       <w:pPr>
         <w:pStyle w:val="af2"/>
+        <w:rPr>
+          <w:lang w:val="ru-RU"/>
+        </w:rPr>
       </w:pPr>
       <w:r>
         <w:rPr>
@@ -8554,71 +8842,107 @@
         <w:t xml:space="preserve">    </w:t>
       </w:r>
       <w:r>
+        <w:rPr>
+          <w:lang w:val="ru-RU"/>
+        </w:rPr>
         <w:t>}</w:t>
       </w:r>
     </w:p>
     <w:p>
       <w:pPr>
         <w:pStyle w:val="af2"/>
-      </w:pPr>
-    </w:p>
-    <w:p>
-      <w:pPr>
-        <w:pStyle w:val="af2"/>
-      </w:pPr>
-      <w:r>
+        <w:rPr>
+          <w:lang w:val="ru-RU"/>
+        </w:rPr>
+      </w:pPr>
+    </w:p>
+    <w:p>
+      <w:pPr>
+        <w:pStyle w:val="af2"/>
+        <w:rPr>
+          <w:lang w:val="ru-RU"/>
+        </w:rPr>
+      </w:pPr>
+      <w:r>
+        <w:rPr>
+          <w:lang w:val="ru-RU"/>
+        </w:rPr>
         <w:t xml:space="preserve">    </w:t>
       </w:r>
       <w:r>
         <w:t>int</w:t>
       </w:r>
       <w:r>
+        <w:rPr>
+          <w:lang w:val="ru-RU"/>
+        </w:rPr>
         <w:t xml:space="preserve"> </w:t>
       </w:r>
       <w:r>
         <w:t>cell</w:t>
       </w:r>
       <w:r>
+        <w:rPr>
+          <w:lang w:val="ru-RU"/>
+        </w:rPr>
         <w:t xml:space="preserve"> = </w:t>
       </w:r>
       <w:r>
         <w:t>maze</w:t>
       </w:r>
       <w:r>
+        <w:rPr>
+          <w:lang w:val="ru-RU"/>
+        </w:rPr>
         <w:t>-&gt;</w:t>
       </w:r>
       <w:r>
         <w:t>cells</w:t>
       </w:r>
       <w:r>
+        <w:rPr>
+          <w:lang w:val="ru-RU"/>
+        </w:rPr>
         <w:t>[</w:t>
       </w:r>
       <w:r>
         <w:t>row</w:t>
       </w:r>
       <w:r>
+        <w:rPr>
+          <w:lang w:val="ru-RU"/>
+        </w:rPr>
         <w:t>][</w:t>
       </w:r>
       <w:r>
         <w:t>col</w:t>
       </w:r>
       <w:r>
+        <w:rPr>
+          <w:lang w:val="ru-RU"/>
+        </w:rPr>
         <w:t>];  // Получаем значение текущей клетки</w:t>
       </w:r>
     </w:p>
     <w:p>
       <w:pPr>
         <w:pStyle w:val="af2"/>
-      </w:pPr>
-    </w:p>
-    <w:p>
-      <w:pPr>
-        <w:pStyle w:val="af2"/>
-        <w:rPr>
-          <w:lang w:val="ru-RU"/>
-        </w:rPr>
-      </w:pPr>
-      <w:r>
+        <w:rPr>
+          <w:lang w:val="ru-RU"/>
+        </w:rPr>
+      </w:pPr>
+    </w:p>
+    <w:p>
+      <w:pPr>
+        <w:pStyle w:val="af2"/>
+        <w:rPr>
+          <w:lang w:val="ru-RU"/>
+        </w:rPr>
+      </w:pPr>
+      <w:r>
+        <w:rPr>
+          <w:lang w:val="ru-RU"/>
+        </w:rPr>
         <w:t xml:space="preserve">    </w:t>
       </w:r>
       <w:r>
@@ -8631,6 +8955,9 @@
     <w:p>
       <w:pPr>
         <w:pStyle w:val="af2"/>
+        <w:rPr>
+          <w:lang w:val="ru-RU"/>
+        </w:rPr>
       </w:pPr>
       <w:r>
         <w:rPr>
@@ -8642,18 +8969,27 @@
         <w:t>if</w:t>
       </w:r>
       <w:r>
+        <w:rPr>
+          <w:lang w:val="ru-RU"/>
+        </w:rPr>
         <w:t xml:space="preserve"> (</w:t>
       </w:r>
       <w:r>
         <w:t>cell</w:t>
       </w:r>
       <w:r>
+        <w:rPr>
+          <w:lang w:val="ru-RU"/>
+        </w:rPr>
         <w:t xml:space="preserve"> == 1 || </w:t>
       </w:r>
       <w:r>
         <w:t>cell</w:t>
       </w:r>
       <w:r>
+        <w:rPr>
+          <w:lang w:val="ru-RU"/>
+        </w:rPr>
         <w:t xml:space="preserve"> &gt;= 4) {</w:t>
       </w:r>
     </w:p>
@@ -8665,6 +9001,9 @@
         </w:rPr>
       </w:pPr>
       <w:r>
+        <w:rPr>
+          <w:lang w:val="ru-RU"/>
+        </w:rPr>
         <w:t xml:space="preserve">        </w:t>
       </w:r>
       <w:r>
@@ -22014,7 +22353,7 @@
                     <pic:cNvPicPr/>
                   </pic:nvPicPr>
                   <pic:blipFill>
-                    <a:blip r:embed="rId10"/>
+                    <a:blip r:embed="rId12"/>
                     <a:stretch>
                       <a:fillRect/>
                     </a:stretch>
@@ -22091,7 +22430,7 @@
                     <pic:cNvPicPr/>
                   </pic:nvPicPr>
                   <pic:blipFill>
-                    <a:blip r:embed="rId11"/>
+                    <a:blip r:embed="rId13"/>
                     <a:stretch>
                       <a:fillRect/>
                     </a:stretch>
@@ -22147,7 +22486,7 @@
                     <pic:cNvPicPr/>
                   </pic:nvPicPr>
                   <pic:blipFill>
-                    <a:blip r:embed="rId12"/>
+                    <a:blip r:embed="rId14"/>
                     <a:stretch>
                       <a:fillRect/>
                     </a:stretch>
@@ -22229,7 +22568,7 @@
                     <pic:cNvPicPr/>
                   </pic:nvPicPr>
                   <pic:blipFill>
-                    <a:blip r:embed="rId13"/>
+                    <a:blip r:embed="rId15"/>
                     <a:stretch>
                       <a:fillRect/>
                     </a:stretch>
@@ -22344,7 +22683,7 @@
                     <pic:cNvPicPr/>
                   </pic:nvPicPr>
                   <pic:blipFill>
-                    <a:blip r:embed="rId14"/>
+                    <a:blip r:embed="rId16"/>
                     <a:stretch>
                       <a:fillRect/>
                     </a:stretch>
@@ -22447,7 +22786,7 @@
                     <pic:cNvPicPr/>
                   </pic:nvPicPr>
                   <pic:blipFill>
-                    <a:blip r:embed="rId15"/>
+                    <a:blip r:embed="rId17"/>
                     <a:stretch>
                       <a:fillRect/>
                     </a:stretch>
@@ -22509,7 +22848,7 @@
                     <pic:cNvPicPr/>
                   </pic:nvPicPr>
                   <pic:blipFill>
-                    <a:blip r:embed="rId16"/>
+                    <a:blip r:embed="rId18"/>
                     <a:stretch>
                       <a:fillRect/>
                     </a:stretch>
@@ -22578,7 +22917,7 @@
                     <pic:cNvPicPr/>
                   </pic:nvPicPr>
                   <pic:blipFill>
-                    <a:blip r:embed="rId17"/>
+                    <a:blip r:embed="rId19"/>
                     <a:stretch>
                       <a:fillRect/>
                     </a:stretch>
@@ -22691,7 +23030,7 @@
                     <pic:cNvPicPr/>
                   </pic:nvPicPr>
                   <pic:blipFill>
-                    <a:blip r:embed="rId18"/>
+                    <a:blip r:embed="rId20"/>
                     <a:stretch>
                       <a:fillRect/>
                     </a:stretch>
@@ -22757,7 +23096,7 @@
                     <pic:cNvPicPr/>
                   </pic:nvPicPr>
                   <pic:blipFill>
-                    <a:blip r:embed="rId19"/>
+                    <a:blip r:embed="rId21"/>
                     <a:stretch>
                       <a:fillRect/>
                     </a:stretch>
@@ -22839,7 +23178,7 @@
                     <pic:cNvPicPr/>
                   </pic:nvPicPr>
                   <pic:blipFill>
-                    <a:blip r:embed="rId20"/>
+                    <a:blip r:embed="rId22"/>
                     <a:stretch>
                       <a:fillRect/>
                     </a:stretch>
@@ -22908,7 +23247,7 @@
                     <pic:cNvPicPr/>
                   </pic:nvPicPr>
                   <pic:blipFill>
-                    <a:blip r:embed="rId21"/>
+                    <a:blip r:embed="rId23"/>
                     <a:stretch>
                       <a:fillRect/>
                     </a:stretch>
@@ -22983,7 +23322,7 @@
                     <pic:cNvPicPr/>
                   </pic:nvPicPr>
                   <pic:blipFill>
-                    <a:blip r:embed="rId22"/>
+                    <a:blip r:embed="rId24"/>
                     <a:stretch>
                       <a:fillRect/>
                     </a:stretch>
@@ -23087,7 +23426,7 @@
                     <pic:cNvPicPr/>
                   </pic:nvPicPr>
                   <pic:blipFill>
-                    <a:blip r:embed="rId23"/>
+                    <a:blip r:embed="rId25"/>
                     <a:stretch>
                       <a:fillRect/>
                     </a:stretch>
@@ -23162,7 +23501,7 @@
                     <pic:cNvPicPr/>
                   </pic:nvPicPr>
                   <pic:blipFill>
-                    <a:blip r:embed="rId24"/>
+                    <a:blip r:embed="rId26"/>
                     <a:stretch>
                       <a:fillRect/>
                     </a:stretch>
@@ -23239,7 +23578,7 @@
                     <pic:cNvPicPr/>
                   </pic:nvPicPr>
                   <pic:blipFill>
-                    <a:blip r:embed="rId25"/>
+                    <a:blip r:embed="rId27"/>
                     <a:stretch>
                       <a:fillRect/>
                     </a:stretch>
@@ -23313,8 +23652,6 @@
             </w:pPr>
             <w:r>
               <w:br w:type="page"/>
-            </w:r>
-            <w:r>
               <w:t>№ теста</w:t>
             </w:r>
           </w:p>
@@ -23341,10 +23678,7 @@
               <w:pStyle w:val="af6"/>
             </w:pPr>
             <w:r>
-              <w:t>Полученный</w:t>
-            </w:r>
-            <w:r>
-              <w:t xml:space="preserve"> результат</w:t>
+              <w:t>Полученный результат</w:t>
             </w:r>
           </w:p>
         </w:tc>
@@ -24287,49 +24621,76 @@
     <w:p>
       <w:pPr>
         <w:pStyle w:val="af2"/>
+        <w:rPr>
+          <w:lang w:val="ru-RU"/>
+        </w:rPr>
       </w:pPr>
       <w:r>
         <w:t>void</w:t>
       </w:r>
       <w:r>
+        <w:rPr>
+          <w:lang w:val="ru-RU"/>
+        </w:rPr>
         <w:t xml:space="preserve"> </w:t>
       </w:r>
       <w:r>
         <w:t>print</w:t>
       </w:r>
       <w:r>
+        <w:rPr>
+          <w:lang w:val="ru-RU"/>
+        </w:rPr>
         <w:t>_</w:t>
       </w:r>
       <w:r>
         <w:t>menu</w:t>
       </w:r>
       <w:r>
+        <w:rPr>
+          <w:lang w:val="ru-RU"/>
+        </w:rPr>
         <w:t>() {</w:t>
       </w:r>
     </w:p>
     <w:p>
       <w:pPr>
         <w:pStyle w:val="af2"/>
-      </w:pPr>
-      <w:r>
+        <w:rPr>
+          <w:lang w:val="ru-RU"/>
+        </w:rPr>
+      </w:pPr>
+      <w:r>
+        <w:rPr>
+          <w:lang w:val="ru-RU"/>
+        </w:rPr>
         <w:t xml:space="preserve">    </w:t>
       </w:r>
       <w:r>
         <w:t>printf</w:t>
       </w:r>
       <w:r>
+        <w:rPr>
+          <w:lang w:val="ru-RU"/>
+        </w:rPr>
         <w:t>("\</w:t>
       </w:r>
       <w:r>
         <w:t>n</w:t>
       </w:r>
       <w:r>
+        <w:rPr>
+          <w:lang w:val="ru-RU"/>
+        </w:rPr>
         <w:t>=== Меню программы Лабиринт ===\</w:t>
       </w:r>
       <w:r>
         <w:t>n</w:t>
       </w:r>
       <w:r>
+        <w:rPr>
+          <w:lang w:val="ru-RU"/>
+        </w:rPr>
         <w:t>");</w:t>
       </w:r>
     </w:p>
@@ -24341,6 +24702,9 @@
         </w:rPr>
       </w:pPr>
       <w:r>
+        <w:rPr>
+          <w:lang w:val="ru-RU"/>
+        </w:rPr>
         <w:t xml:space="preserve">    </w:t>
       </w:r>
       <w:r>
@@ -24607,6 +24971,9 @@
     <w:p>
       <w:pPr>
         <w:pStyle w:val="af2"/>
+        <w:rPr>
+          <w:lang w:val="ru-RU"/>
+        </w:rPr>
       </w:pPr>
       <w:r>
         <w:rPr>
@@ -24618,6 +24985,9 @@
         <w:t>printf</w:t>
       </w:r>
       <w:r>
+        <w:rPr>
+          <w:lang w:val="ru-RU"/>
+        </w:rPr>
         <w:t>("Выберите действие: ");</w:t>
       </w:r>
     </w:p>
@@ -44174,7 +44544,7 @@
     <w:p/>
     <w:p/>
     <w:sectPr>
-      <w:footerReference w:type="default" r:id="rId26"/>
+      <w:footerReference w:type="default" r:id="rId28"/>
       <w:pgSz w:w="11906" w:h="16838"/>
       <w:pgMar w:top="1134" w:right="850" w:bottom="1134" w:left="1701" w:header="709" w:footer="709" w:gutter="0"/>
       <w:pgNumType w:start="4"/>
